--- a/Manuales/Manual_Tecnico_Instalacion_PHOTOBOGOTA.docx
+++ b/Manuales/Manual_Tecnico_Instalacion_PHOTOBOGOTA.docx
@@ -509,7 +509,7 @@
           <w:szCs w:val="24"/>
           <w:rtl w:val="0"/>
         </w:rPr>
-        <w:t xml:space="preserve">Versión del Documento: 1.0</w:t>
+        <w:t xml:space="preserve">Versión del Documento: 1.5</w:t>
       </w:r>
     </w:p>
     <w:p>
@@ -620,7 +620,7 @@
     </w:p>
     <w:sdt>
       <w:sdtPr>
-        <w:id w:val="449003862"/>
+        <w:id w:val="633528299"/>
         <w:docPartObj>
           <w:docPartGallery w:val="Table of Contents"/>
           <w:docPartUnique w:val="1"/>
@@ -631,14 +631,23 @@
           <w:pPr>
             <w:widowControl w:val="0"/>
             <w:tabs>
-              <w:tab w:val="right" w:leader="dot" w:pos="9360"/>
+              <w:tab w:val="right" w:leader="dot" w:pos="12000"/>
             </w:tabs>
             <w:spacing w:after="0" w:before="60" w:line="240" w:lineRule="auto"/>
             <w:rPr>
+              <w:rFonts w:ascii="Arial" w:cs="Arial" w:eastAsia="Arial" w:hAnsi="Arial"/>
               <w:b w:val="1"/>
               <w:bCs w:val="1"/>
+              <w:i w:val="0"/>
+              <w:iCs w:val="0"/>
+              <w:smallCaps w:val="0"/>
+              <w:strike w:val="0"/>
               <w:color w:val="000000"/>
+              <w:sz w:val="22"/>
+              <w:szCs w:val="22"/>
               <w:u w:val="none"/>
+              <w:shd w:fill="auto" w:val="clear"/>
+              <w:vertAlign w:val="baseline"/>
             </w:rPr>
           </w:pPr>
           <w:r>
@@ -649,32 +658,26 @@
           <w:hyperlink w:anchor="_heading=h.koxieta1kg5w">
             <w:r>
               <w:rPr>
+                <w:rFonts w:ascii="Cambria" w:cs="Cambria" w:eastAsia="Cambria" w:hAnsi="Cambria"/>
                 <w:b w:val="1"/>
                 <w:bCs w:val="1"/>
+                <w:i w:val="0"/>
+                <w:iCs w:val="0"/>
+                <w:smallCaps w:val="0"/>
+                <w:strike w:val="0"/>
                 <w:color w:val="000000"/>
+                <w:sz w:val="22"/>
+                <w:szCs w:val="22"/>
                 <w:u w:val="none"/>
+                <w:shd w:fill="auto" w:val="clear"/>
+                <w:vertAlign w:val="baseline"/>
                 <w:rtl w:val="0"/>
               </w:rPr>
               <w:t xml:space="preserve">TABLA DE CONTENIDO</w:t>
               <w:tab/>
+              <w:t xml:space="preserve">1</w:t>
             </w:r>
           </w:hyperlink>
-          <w:r>
-            <w:fldChar w:fldCharType="begin"/>
-            <w:instrText xml:space="preserve"> PAGEREF _heading=h.koxieta1kg5w \h </w:instrText>
-            <w:fldChar w:fldCharType="separate"/>
-          </w:r>
-          <w:r>
-            <w:rPr>
-              <w:b w:val="1"/>
-              <w:bCs w:val="1"/>
-              <w:rtl w:val="0"/>
-            </w:rPr>
-            <w:t xml:space="preserve">1</w:t>
-          </w:r>
-          <w:r>
-            <w:fldChar w:fldCharType="end"/>
-          </w:r>
           <w:r>
             <w:rPr>
               <w:rtl w:val="0"/>
@@ -685,45 +688,48 @@
           <w:pPr>
             <w:widowControl w:val="0"/>
             <w:tabs>
-              <w:tab w:val="right" w:leader="dot" w:pos="9360"/>
+              <w:tab w:val="right" w:leader="dot" w:pos="12000"/>
             </w:tabs>
             <w:spacing w:after="0" w:before="60" w:line="240" w:lineRule="auto"/>
             <w:rPr>
+              <w:rFonts w:ascii="Arial" w:cs="Arial" w:eastAsia="Arial" w:hAnsi="Arial"/>
               <w:b w:val="1"/>
               <w:bCs w:val="1"/>
+              <w:i w:val="0"/>
+              <w:iCs w:val="0"/>
+              <w:smallCaps w:val="0"/>
+              <w:strike w:val="0"/>
               <w:color w:val="000000"/>
+              <w:sz w:val="22"/>
+              <w:szCs w:val="22"/>
               <w:u w:val="none"/>
+              <w:shd w:fill="auto" w:val="clear"/>
+              <w:vertAlign w:val="baseline"/>
             </w:rPr>
           </w:pPr>
-          <w:hyperlink w:anchor="_heading=">
+          <w:hyperlink w:anchor="_heading=h.iud37572g3gr">
             <w:r>
               <w:rPr>
+                <w:rFonts w:ascii="Arial" w:cs="Arial" w:eastAsia="Arial" w:hAnsi="Arial"/>
                 <w:b w:val="1"/>
                 <w:bCs w:val="1"/>
+                <w:i w:val="0"/>
+                <w:iCs w:val="0"/>
+                <w:smallCaps w:val="0"/>
+                <w:strike w:val="0"/>
                 <w:color w:val="000000"/>
+                <w:sz w:val="22"/>
+                <w:szCs w:val="22"/>
                 <w:u w:val="none"/>
+                <w:shd w:fill="auto" w:val="clear"/>
+                <w:vertAlign w:val="baseline"/>
                 <w:rtl w:val="0"/>
               </w:rPr>
               <w:t xml:space="preserve">1. INTRODUCCIÓN</w:t>
               <w:tab/>
+              <w:t xml:space="preserve">2</w:t>
             </w:r>
           </w:hyperlink>
-          <w:r>
-            <w:fldChar w:fldCharType="begin"/>
-            <w:instrText xml:space="preserve"> PAGEREF _heading= \h </w:instrText>
-            <w:fldChar w:fldCharType="separate"/>
-          </w:r>
-          <w:r>
-            <w:rPr>
-              <w:b w:val="1"/>
-              <w:bCs w:val="1"/>
-              <w:rtl w:val="0"/>
-            </w:rPr>
-            <w:t xml:space="preserve">2</w:t>
-          </w:r>
-          <w:r>
-            <w:fldChar w:fldCharType="end"/>
-          </w:r>
           <w:r>
             <w:rPr>
               <w:rtl w:val="0"/>
@@ -734,40 +740,49 @@
           <w:pPr>
             <w:widowControl w:val="0"/>
             <w:tabs>
-              <w:tab w:val="right" w:leader="dot" w:pos="9360"/>
+              <w:tab w:val="right" w:leader="dot" w:pos="12000"/>
             </w:tabs>
             <w:spacing w:after="0" w:before="60" w:line="240" w:lineRule="auto"/>
             <w:ind w:left="360" w:firstLine="0"/>
             <w:rPr>
+              <w:rFonts w:ascii="Arial" w:cs="Arial" w:eastAsia="Arial" w:hAnsi="Arial"/>
+              <w:b w:val="0"/>
+              <w:bCs w:val="0"/>
+              <w:i w:val="0"/>
+              <w:iCs w:val="0"/>
+              <w:smallCaps w:val="0"/>
+              <w:strike w:val="0"/>
               <w:color w:val="000000"/>
+              <w:sz w:val="22"/>
+              <w:szCs w:val="22"/>
               <w:u w:val="none"/>
+              <w:shd w:fill="auto" w:val="clear"/>
+              <w:vertAlign w:val="baseline"/>
             </w:rPr>
           </w:pPr>
-          <w:hyperlink w:anchor="_heading=">
+          <w:hyperlink w:anchor="_heading=h.ow928xq1sh8f">
             <w:r>
               <w:rPr>
+                <w:rFonts w:ascii="Arial" w:cs="Arial" w:eastAsia="Arial" w:hAnsi="Arial"/>
+                <w:b w:val="0"/>
+                <w:bCs w:val="0"/>
+                <w:i w:val="0"/>
+                <w:iCs w:val="0"/>
+                <w:smallCaps w:val="0"/>
+                <w:strike w:val="0"/>
                 <w:color w:val="000000"/>
+                <w:sz w:val="22"/>
+                <w:szCs w:val="22"/>
                 <w:u w:val="none"/>
+                <w:shd w:fill="auto" w:val="clear"/>
+                <w:vertAlign w:val="baseline"/>
                 <w:rtl w:val="0"/>
               </w:rPr>
               <w:t xml:space="preserve">1.1 Propósito</w:t>
               <w:tab/>
+              <w:t xml:space="preserve">2</w:t>
             </w:r>
           </w:hyperlink>
-          <w:r>
-            <w:fldChar w:fldCharType="begin"/>
-            <w:instrText xml:space="preserve"> PAGEREF _heading= \h </w:instrText>
-            <w:fldChar w:fldCharType="separate"/>
-          </w:r>
-          <w:r>
-            <w:rPr>
-              <w:rtl w:val="0"/>
-            </w:rPr>
-            <w:t xml:space="preserve">2</w:t>
-          </w:r>
-          <w:r>
-            <w:fldChar w:fldCharType="end"/>
-          </w:r>
           <w:r>
             <w:rPr>
               <w:rtl w:val="0"/>
@@ -778,40 +793,49 @@
           <w:pPr>
             <w:widowControl w:val="0"/>
             <w:tabs>
-              <w:tab w:val="right" w:leader="dot" w:pos="9360"/>
+              <w:tab w:val="right" w:leader="dot" w:pos="12000"/>
             </w:tabs>
             <w:spacing w:after="0" w:before="60" w:line="240" w:lineRule="auto"/>
             <w:ind w:left="360" w:firstLine="0"/>
             <w:rPr>
+              <w:rFonts w:ascii="Arial" w:cs="Arial" w:eastAsia="Arial" w:hAnsi="Arial"/>
+              <w:b w:val="0"/>
+              <w:bCs w:val="0"/>
+              <w:i w:val="0"/>
+              <w:iCs w:val="0"/>
+              <w:smallCaps w:val="0"/>
+              <w:strike w:val="0"/>
               <w:color w:val="000000"/>
+              <w:sz w:val="22"/>
+              <w:szCs w:val="22"/>
               <w:u w:val="none"/>
+              <w:shd w:fill="auto" w:val="clear"/>
+              <w:vertAlign w:val="baseline"/>
             </w:rPr>
           </w:pPr>
-          <w:hyperlink w:anchor="_heading=">
+          <w:hyperlink w:anchor="_heading=h.ppm17qegj32v">
             <w:r>
               <w:rPr>
+                <w:rFonts w:ascii="Arial" w:cs="Arial" w:eastAsia="Arial" w:hAnsi="Arial"/>
+                <w:b w:val="0"/>
+                <w:bCs w:val="0"/>
+                <w:i w:val="0"/>
+                <w:iCs w:val="0"/>
+                <w:smallCaps w:val="0"/>
+                <w:strike w:val="0"/>
                 <w:color w:val="000000"/>
+                <w:sz w:val="22"/>
+                <w:szCs w:val="22"/>
                 <w:u w:val="none"/>
+                <w:shd w:fill="auto" w:val="clear"/>
+                <w:vertAlign w:val="baseline"/>
                 <w:rtl w:val="0"/>
               </w:rPr>
               <w:t xml:space="preserve">1.2 Personal Involucrado</w:t>
               <w:tab/>
+              <w:t xml:space="preserve">2</w:t>
             </w:r>
           </w:hyperlink>
-          <w:r>
-            <w:fldChar w:fldCharType="begin"/>
-            <w:instrText xml:space="preserve"> PAGEREF _heading= \h </w:instrText>
-            <w:fldChar w:fldCharType="separate"/>
-          </w:r>
-          <w:r>
-            <w:rPr>
-              <w:rtl w:val="0"/>
-            </w:rPr>
-            <w:t xml:space="preserve">3</w:t>
-          </w:r>
-          <w:r>
-            <w:fldChar w:fldCharType="end"/>
-          </w:r>
           <w:r>
             <w:rPr>
               <w:rtl w:val="0"/>
@@ -822,40 +846,49 @@
           <w:pPr>
             <w:widowControl w:val="0"/>
             <w:tabs>
-              <w:tab w:val="right" w:leader="dot" w:pos="9360"/>
+              <w:tab w:val="right" w:leader="dot" w:pos="12000"/>
             </w:tabs>
             <w:spacing w:after="0" w:before="60" w:line="240" w:lineRule="auto"/>
             <w:ind w:left="360" w:firstLine="0"/>
             <w:rPr>
+              <w:rFonts w:ascii="Arial" w:cs="Arial" w:eastAsia="Arial" w:hAnsi="Arial"/>
+              <w:b w:val="0"/>
+              <w:bCs w:val="0"/>
+              <w:i w:val="0"/>
+              <w:iCs w:val="0"/>
+              <w:smallCaps w:val="0"/>
+              <w:strike w:val="0"/>
               <w:color w:val="000000"/>
+              <w:sz w:val="22"/>
+              <w:szCs w:val="22"/>
               <w:u w:val="none"/>
+              <w:shd w:fill="auto" w:val="clear"/>
+              <w:vertAlign w:val="baseline"/>
             </w:rPr>
           </w:pPr>
-          <w:hyperlink w:anchor="_heading=">
+          <w:hyperlink w:anchor="_heading=h.8smdmlalxy84">
             <w:r>
               <w:rPr>
+                <w:rFonts w:ascii="Arial" w:cs="Arial" w:eastAsia="Arial" w:hAnsi="Arial"/>
+                <w:b w:val="0"/>
+                <w:bCs w:val="0"/>
+                <w:i w:val="0"/>
+                <w:iCs w:val="0"/>
+                <w:smallCaps w:val="0"/>
+                <w:strike w:val="0"/>
                 <w:color w:val="000000"/>
+                <w:sz w:val="22"/>
+                <w:szCs w:val="22"/>
                 <w:u w:val="none"/>
+                <w:shd w:fill="auto" w:val="clear"/>
+                <w:vertAlign w:val="baseline"/>
                 <w:rtl w:val="0"/>
               </w:rPr>
               <w:t xml:space="preserve">1.3 Definiciones y Acrónimos</w:t>
               <w:tab/>
+              <w:t xml:space="preserve">2</w:t>
             </w:r>
           </w:hyperlink>
-          <w:r>
-            <w:fldChar w:fldCharType="begin"/>
-            <w:instrText xml:space="preserve"> PAGEREF _heading= \h </w:instrText>
-            <w:fldChar w:fldCharType="separate"/>
-          </w:r>
-          <w:r>
-            <w:rPr>
-              <w:rtl w:val="0"/>
-            </w:rPr>
-            <w:t xml:space="preserve">3</w:t>
-          </w:r>
-          <w:r>
-            <w:fldChar w:fldCharType="end"/>
-          </w:r>
           <w:r>
             <w:rPr>
               <w:rtl w:val="0"/>
@@ -866,40 +899,49 @@
           <w:pPr>
             <w:widowControl w:val="0"/>
             <w:tabs>
-              <w:tab w:val="right" w:leader="dot" w:pos="9360"/>
+              <w:tab w:val="right" w:leader="dot" w:pos="12000"/>
             </w:tabs>
             <w:spacing w:after="0" w:before="60" w:line="240" w:lineRule="auto"/>
             <w:ind w:left="360" w:firstLine="0"/>
             <w:rPr>
+              <w:rFonts w:ascii="Arial" w:cs="Arial" w:eastAsia="Arial" w:hAnsi="Arial"/>
+              <w:b w:val="0"/>
+              <w:bCs w:val="0"/>
+              <w:i w:val="0"/>
+              <w:iCs w:val="0"/>
+              <w:smallCaps w:val="0"/>
+              <w:strike w:val="0"/>
               <w:color w:val="000000"/>
+              <w:sz w:val="22"/>
+              <w:szCs w:val="22"/>
               <w:u w:val="none"/>
+              <w:shd w:fill="auto" w:val="clear"/>
+              <w:vertAlign w:val="baseline"/>
             </w:rPr>
           </w:pPr>
-          <w:hyperlink w:anchor="_heading=">
+          <w:hyperlink w:anchor="_heading=h.3d5zvi2vovq5">
             <w:r>
               <w:rPr>
+                <w:rFonts w:ascii="Arial" w:cs="Arial" w:eastAsia="Arial" w:hAnsi="Arial"/>
+                <w:b w:val="0"/>
+                <w:bCs w:val="0"/>
+                <w:i w:val="0"/>
+                <w:iCs w:val="0"/>
+                <w:smallCaps w:val="0"/>
+                <w:strike w:val="0"/>
                 <w:color w:val="000000"/>
+                <w:sz w:val="22"/>
+                <w:szCs w:val="22"/>
                 <w:u w:val="none"/>
+                <w:shd w:fill="auto" w:val="clear"/>
+                <w:vertAlign w:val="baseline"/>
                 <w:rtl w:val="0"/>
               </w:rPr>
               <w:t xml:space="preserve">1.4 Referencias</w:t>
               <w:tab/>
+              <w:t xml:space="preserve">2</w:t>
             </w:r>
           </w:hyperlink>
-          <w:r>
-            <w:fldChar w:fldCharType="begin"/>
-            <w:instrText xml:space="preserve"> PAGEREF _heading= \h </w:instrText>
-            <w:fldChar w:fldCharType="separate"/>
-          </w:r>
-          <w:r>
-            <w:rPr>
-              <w:rtl w:val="0"/>
-            </w:rPr>
-            <w:t xml:space="preserve">3</w:t>
-          </w:r>
-          <w:r>
-            <w:fldChar w:fldCharType="end"/>
-          </w:r>
           <w:r>
             <w:rPr>
               <w:rtl w:val="0"/>
@@ -910,45 +952,48 @@
           <w:pPr>
             <w:widowControl w:val="0"/>
             <w:tabs>
-              <w:tab w:val="right" w:leader="dot" w:pos="9360"/>
+              <w:tab w:val="right" w:leader="dot" w:pos="12000"/>
             </w:tabs>
             <w:spacing w:after="0" w:before="60" w:line="240" w:lineRule="auto"/>
             <w:rPr>
+              <w:rFonts w:ascii="Arial" w:cs="Arial" w:eastAsia="Arial" w:hAnsi="Arial"/>
               <w:b w:val="1"/>
               <w:bCs w:val="1"/>
+              <w:i w:val="0"/>
+              <w:iCs w:val="0"/>
+              <w:smallCaps w:val="0"/>
+              <w:strike w:val="0"/>
               <w:color w:val="000000"/>
+              <w:sz w:val="22"/>
+              <w:szCs w:val="22"/>
               <w:u w:val="none"/>
+              <w:shd w:fill="auto" w:val="clear"/>
+              <w:vertAlign w:val="baseline"/>
             </w:rPr>
           </w:pPr>
-          <w:hyperlink w:anchor="_heading=">
+          <w:hyperlink w:anchor="_heading=h.1upxvw8jmyuh">
             <w:r>
               <w:rPr>
+                <w:rFonts w:ascii="Arial" w:cs="Arial" w:eastAsia="Arial" w:hAnsi="Arial"/>
                 <w:b w:val="1"/>
                 <w:bCs w:val="1"/>
+                <w:i w:val="0"/>
+                <w:iCs w:val="0"/>
+                <w:smallCaps w:val="0"/>
+                <w:strike w:val="0"/>
                 <w:color w:val="000000"/>
+                <w:sz w:val="22"/>
+                <w:szCs w:val="22"/>
                 <w:u w:val="none"/>
+                <w:shd w:fill="auto" w:val="clear"/>
+                <w:vertAlign w:val="baseline"/>
                 <w:rtl w:val="0"/>
               </w:rPr>
               <w:t xml:space="preserve">2. DESCRIPCIÓN DE LA CONSTRUCCIÓN Y ARQUITECTURA</w:t>
               <w:tab/>
+              <w:t xml:space="preserve">3</w:t>
             </w:r>
           </w:hyperlink>
-          <w:r>
-            <w:fldChar w:fldCharType="begin"/>
-            <w:instrText xml:space="preserve"> PAGEREF _heading= \h </w:instrText>
-            <w:fldChar w:fldCharType="separate"/>
-          </w:r>
-          <w:r>
-            <w:rPr>
-              <w:b w:val="1"/>
-              <w:bCs w:val="1"/>
-              <w:rtl w:val="0"/>
-            </w:rPr>
-            <w:t xml:space="preserve">3</w:t>
-          </w:r>
-          <w:r>
-            <w:fldChar w:fldCharType="end"/>
-          </w:r>
           <w:r>
             <w:rPr>
               <w:rtl w:val="0"/>
@@ -959,40 +1004,49 @@
           <w:pPr>
             <w:widowControl w:val="0"/>
             <w:tabs>
-              <w:tab w:val="right" w:leader="dot" w:pos="9360"/>
+              <w:tab w:val="right" w:leader="dot" w:pos="12000"/>
             </w:tabs>
             <w:spacing w:after="0" w:before="60" w:line="240" w:lineRule="auto"/>
             <w:ind w:left="360" w:firstLine="0"/>
             <w:rPr>
+              <w:rFonts w:ascii="Arial" w:cs="Arial" w:eastAsia="Arial" w:hAnsi="Arial"/>
+              <w:b w:val="0"/>
+              <w:bCs w:val="0"/>
+              <w:i w:val="0"/>
+              <w:iCs w:val="0"/>
+              <w:smallCaps w:val="0"/>
+              <w:strike w:val="0"/>
               <w:color w:val="000000"/>
+              <w:sz w:val="22"/>
+              <w:szCs w:val="22"/>
               <w:u w:val="none"/>
+              <w:shd w:fill="auto" w:val="clear"/>
+              <w:vertAlign w:val="baseline"/>
             </w:rPr>
           </w:pPr>
-          <w:hyperlink w:anchor="_heading=">
+          <w:hyperlink w:anchor="_heading=h.rnh7d6n4gis0">
             <w:r>
               <w:rPr>
+                <w:rFonts w:ascii="Arial" w:cs="Arial" w:eastAsia="Arial" w:hAnsi="Arial"/>
+                <w:b w:val="0"/>
+                <w:bCs w:val="0"/>
+                <w:i w:val="0"/>
+                <w:iCs w:val="0"/>
+                <w:smallCaps w:val="0"/>
+                <w:strike w:val="0"/>
                 <w:color w:val="000000"/>
+                <w:sz w:val="22"/>
+                <w:szCs w:val="22"/>
                 <w:u w:val="none"/>
+                <w:shd w:fill="auto" w:val="clear"/>
+                <w:vertAlign w:val="baseline"/>
                 <w:rtl w:val="0"/>
               </w:rPr>
               <w:t xml:space="preserve">2.1 Arquitectura de la Solución (Repositorios Separados)</w:t>
               <w:tab/>
+              <w:t xml:space="preserve">3</w:t>
             </w:r>
           </w:hyperlink>
-          <w:r>
-            <w:fldChar w:fldCharType="begin"/>
-            <w:instrText xml:space="preserve"> PAGEREF _heading= \h </w:instrText>
-            <w:fldChar w:fldCharType="separate"/>
-          </w:r>
-          <w:r>
-            <w:rPr>
-              <w:rtl w:val="0"/>
-            </w:rPr>
-            <w:t xml:space="preserve">3</w:t>
-          </w:r>
-          <w:r>
-            <w:fldChar w:fldCharType="end"/>
-          </w:r>
           <w:r>
             <w:rPr>
               <w:rtl w:val="0"/>
@@ -1003,40 +1057,49 @@
           <w:pPr>
             <w:widowControl w:val="0"/>
             <w:tabs>
-              <w:tab w:val="right" w:leader="dot" w:pos="9360"/>
+              <w:tab w:val="right" w:leader="dot" w:pos="12000"/>
             </w:tabs>
             <w:spacing w:after="0" w:before="60" w:line="240" w:lineRule="auto"/>
             <w:ind w:left="360" w:firstLine="0"/>
             <w:rPr>
+              <w:rFonts w:ascii="Arial" w:cs="Arial" w:eastAsia="Arial" w:hAnsi="Arial"/>
+              <w:b w:val="0"/>
+              <w:bCs w:val="0"/>
+              <w:i w:val="0"/>
+              <w:iCs w:val="0"/>
+              <w:smallCaps w:val="0"/>
+              <w:strike w:val="0"/>
               <w:color w:val="000000"/>
+              <w:sz w:val="22"/>
+              <w:szCs w:val="22"/>
               <w:u w:val="none"/>
+              <w:shd w:fill="auto" w:val="clear"/>
+              <w:vertAlign w:val="baseline"/>
             </w:rPr>
           </w:pPr>
-          <w:hyperlink w:anchor="_heading=">
+          <w:hyperlink w:anchor="_heading=h.2qbd0a78go7g">
             <w:r>
               <w:rPr>
+                <w:rFonts w:ascii="Arial" w:cs="Arial" w:eastAsia="Arial" w:hAnsi="Arial"/>
+                <w:b w:val="0"/>
+                <w:bCs w:val="0"/>
+                <w:i w:val="0"/>
+                <w:iCs w:val="0"/>
+                <w:smallCaps w:val="0"/>
+                <w:strike w:val="0"/>
                 <w:color w:val="000000"/>
+                <w:sz w:val="22"/>
+                <w:szCs w:val="22"/>
                 <w:u w:val="none"/>
+                <w:shd w:fill="auto" w:val="clear"/>
+                <w:vertAlign w:val="baseline"/>
                 <w:rtl w:val="0"/>
               </w:rPr>
               <w:t xml:space="preserve">2.2 Estructura de Capas y Dependencias Clave</w:t>
               <w:tab/>
+              <w:t xml:space="preserve">6</w:t>
             </w:r>
           </w:hyperlink>
-          <w:r>
-            <w:fldChar w:fldCharType="begin"/>
-            <w:instrText xml:space="preserve"> PAGEREF _heading= \h </w:instrText>
-            <w:fldChar w:fldCharType="separate"/>
-          </w:r>
-          <w:r>
-            <w:rPr>
-              <w:rtl w:val="0"/>
-            </w:rPr>
-            <w:t xml:space="preserve">4</w:t>
-          </w:r>
-          <w:r>
-            <w:fldChar w:fldCharType="end"/>
-          </w:r>
           <w:r>
             <w:rPr>
               <w:rtl w:val="0"/>
@@ -1047,45 +1110,48 @@
           <w:pPr>
             <w:widowControl w:val="0"/>
             <w:tabs>
-              <w:tab w:val="right" w:leader="dot" w:pos="9360"/>
+              <w:tab w:val="right" w:leader="dot" w:pos="12000"/>
             </w:tabs>
             <w:spacing w:after="0" w:before="60" w:line="240" w:lineRule="auto"/>
             <w:rPr>
+              <w:rFonts w:ascii="Arial" w:cs="Arial" w:eastAsia="Arial" w:hAnsi="Arial"/>
               <w:b w:val="1"/>
               <w:bCs w:val="1"/>
+              <w:i w:val="0"/>
+              <w:iCs w:val="0"/>
+              <w:smallCaps w:val="0"/>
+              <w:strike w:val="0"/>
               <w:color w:val="000000"/>
+              <w:sz w:val="22"/>
+              <w:szCs w:val="22"/>
               <w:u w:val="none"/>
+              <w:shd w:fill="auto" w:val="clear"/>
+              <w:vertAlign w:val="baseline"/>
             </w:rPr>
           </w:pPr>
-          <w:hyperlink w:anchor="_heading=">
+          <w:hyperlink w:anchor="_heading=h.9vogbmuve9tp">
             <w:r>
               <w:rPr>
+                <w:rFonts w:ascii="Arial" w:cs="Arial" w:eastAsia="Arial" w:hAnsi="Arial"/>
                 <w:b w:val="1"/>
                 <w:bCs w:val="1"/>
+                <w:i w:val="0"/>
+                <w:iCs w:val="0"/>
+                <w:smallCaps w:val="0"/>
+                <w:strike w:val="0"/>
                 <w:color w:val="000000"/>
+                <w:sz w:val="22"/>
+                <w:szCs w:val="22"/>
                 <w:u w:val="none"/>
+                <w:shd w:fill="auto" w:val="clear"/>
+                <w:vertAlign w:val="baseline"/>
                 <w:rtl w:val="0"/>
               </w:rPr>
               <w:t xml:space="preserve">3. REQUISITOS TECNOLÓGICOS Y PRERREQUISITOS</w:t>
               <w:tab/>
+              <w:t xml:space="preserve">7</w:t>
             </w:r>
           </w:hyperlink>
-          <w:r>
-            <w:fldChar w:fldCharType="begin"/>
-            <w:instrText xml:space="preserve"> PAGEREF _heading= \h </w:instrText>
-            <w:fldChar w:fldCharType="separate"/>
-          </w:r>
-          <w:r>
-            <w:rPr>
-              <w:b w:val="1"/>
-              <w:bCs w:val="1"/>
-              <w:rtl w:val="0"/>
-            </w:rPr>
-            <w:t xml:space="preserve">4</w:t>
-          </w:r>
-          <w:r>
-            <w:fldChar w:fldCharType="end"/>
-          </w:r>
           <w:r>
             <w:rPr>
               <w:rtl w:val="0"/>
@@ -1096,40 +1162,49 @@
           <w:pPr>
             <w:widowControl w:val="0"/>
             <w:tabs>
-              <w:tab w:val="right" w:leader="dot" w:pos="9360"/>
+              <w:tab w:val="right" w:leader="dot" w:pos="12000"/>
             </w:tabs>
             <w:spacing w:after="0" w:before="60" w:line="240" w:lineRule="auto"/>
             <w:ind w:left="360" w:firstLine="0"/>
             <w:rPr>
+              <w:rFonts w:ascii="Arial" w:cs="Arial" w:eastAsia="Arial" w:hAnsi="Arial"/>
+              <w:b w:val="0"/>
+              <w:bCs w:val="0"/>
+              <w:i w:val="0"/>
+              <w:iCs w:val="0"/>
+              <w:smallCaps w:val="0"/>
+              <w:strike w:val="0"/>
               <w:color w:val="000000"/>
+              <w:sz w:val="22"/>
+              <w:szCs w:val="22"/>
               <w:u w:val="none"/>
+              <w:shd w:fill="auto" w:val="clear"/>
+              <w:vertAlign w:val="baseline"/>
             </w:rPr>
           </w:pPr>
-          <w:hyperlink w:anchor="_heading=">
+          <w:hyperlink w:anchor="_heading=h.mhv2sky1mzdl">
             <w:r>
               <w:rPr>
+                <w:rFonts w:ascii="Arial" w:cs="Arial" w:eastAsia="Arial" w:hAnsi="Arial"/>
+                <w:b w:val="0"/>
+                <w:bCs w:val="0"/>
+                <w:i w:val="0"/>
+                <w:iCs w:val="0"/>
+                <w:smallCaps w:val="0"/>
+                <w:strike w:val="0"/>
                 <w:color w:val="000000"/>
+                <w:sz w:val="22"/>
+                <w:szCs w:val="22"/>
                 <w:u w:val="none"/>
+                <w:shd w:fill="auto" w:val="clear"/>
+                <w:vertAlign w:val="baseline"/>
                 <w:rtl w:val="0"/>
               </w:rPr>
               <w:t xml:space="preserve">3.1 Hardware Mínimo Recomendado</w:t>
               <w:tab/>
+              <w:t xml:space="preserve">7</w:t>
             </w:r>
           </w:hyperlink>
-          <w:r>
-            <w:fldChar w:fldCharType="begin"/>
-            <w:instrText xml:space="preserve"> PAGEREF _heading= \h </w:instrText>
-            <w:fldChar w:fldCharType="separate"/>
-          </w:r>
-          <w:r>
-            <w:rPr>
-              <w:rtl w:val="0"/>
-            </w:rPr>
-            <w:t xml:space="preserve">4</w:t>
-          </w:r>
-          <w:r>
-            <w:fldChar w:fldCharType="end"/>
-          </w:r>
           <w:r>
             <w:rPr>
               <w:rtl w:val="0"/>
@@ -1140,40 +1215,49 @@
           <w:pPr>
             <w:widowControl w:val="0"/>
             <w:tabs>
-              <w:tab w:val="right" w:leader="dot" w:pos="9360"/>
+              <w:tab w:val="right" w:leader="dot" w:pos="12000"/>
             </w:tabs>
             <w:spacing w:after="0" w:before="60" w:line="240" w:lineRule="auto"/>
             <w:ind w:left="360" w:firstLine="0"/>
             <w:rPr>
+              <w:rFonts w:ascii="Arial" w:cs="Arial" w:eastAsia="Arial" w:hAnsi="Arial"/>
+              <w:b w:val="0"/>
+              <w:bCs w:val="0"/>
+              <w:i w:val="0"/>
+              <w:iCs w:val="0"/>
+              <w:smallCaps w:val="0"/>
+              <w:strike w:val="0"/>
               <w:color w:val="000000"/>
+              <w:sz w:val="22"/>
+              <w:szCs w:val="22"/>
               <w:u w:val="none"/>
+              <w:shd w:fill="auto" w:val="clear"/>
+              <w:vertAlign w:val="baseline"/>
             </w:rPr>
           </w:pPr>
-          <w:hyperlink w:anchor="_heading=">
+          <w:hyperlink w:anchor="_heading=h.yyfsrgs7unnz">
             <w:r>
               <w:rPr>
+                <w:rFonts w:ascii="Arial" w:cs="Arial" w:eastAsia="Arial" w:hAnsi="Arial"/>
+                <w:b w:val="0"/>
+                <w:bCs w:val="0"/>
+                <w:i w:val="0"/>
+                <w:iCs w:val="0"/>
+                <w:smallCaps w:val="0"/>
+                <w:strike w:val="0"/>
                 <w:color w:val="000000"/>
+                <w:sz w:val="22"/>
+                <w:szCs w:val="22"/>
                 <w:u w:val="none"/>
+                <w:shd w:fill="auto" w:val="clear"/>
+                <w:vertAlign w:val="baseline"/>
                 <w:rtl w:val="0"/>
               </w:rPr>
               <w:t xml:space="preserve">3.2 Software Base</w:t>
               <w:tab/>
+              <w:t xml:space="preserve">7</w:t>
             </w:r>
           </w:hyperlink>
-          <w:r>
-            <w:fldChar w:fldCharType="begin"/>
-            <w:instrText xml:space="preserve"> PAGEREF _heading= \h </w:instrText>
-            <w:fldChar w:fldCharType="separate"/>
-          </w:r>
-          <w:r>
-            <w:rPr>
-              <w:rtl w:val="0"/>
-            </w:rPr>
-            <w:t xml:space="preserve">4</w:t>
-          </w:r>
-          <w:r>
-            <w:fldChar w:fldCharType="end"/>
-          </w:r>
           <w:r>
             <w:rPr>
               <w:rtl w:val="0"/>
@@ -1184,45 +1268,48 @@
           <w:pPr>
             <w:widowControl w:val="0"/>
             <w:tabs>
-              <w:tab w:val="right" w:leader="dot" w:pos="9360"/>
+              <w:tab w:val="right" w:leader="dot" w:pos="12000"/>
             </w:tabs>
             <w:spacing w:after="0" w:before="60" w:line="240" w:lineRule="auto"/>
             <w:rPr>
+              <w:rFonts w:ascii="Arial" w:cs="Arial" w:eastAsia="Arial" w:hAnsi="Arial"/>
               <w:b w:val="1"/>
               <w:bCs w:val="1"/>
+              <w:i w:val="0"/>
+              <w:iCs w:val="0"/>
+              <w:smallCaps w:val="0"/>
+              <w:strike w:val="0"/>
               <w:color w:val="000000"/>
+              <w:sz w:val="22"/>
+              <w:szCs w:val="22"/>
               <w:u w:val="none"/>
+              <w:shd w:fill="auto" w:val="clear"/>
+              <w:vertAlign w:val="baseline"/>
             </w:rPr>
           </w:pPr>
-          <w:hyperlink w:anchor="_heading=">
+          <w:hyperlink w:anchor="_heading=h.q2oa5xea0wsv">
             <w:r>
               <w:rPr>
+                <w:rFonts w:ascii="Arial" w:cs="Arial" w:eastAsia="Arial" w:hAnsi="Arial"/>
                 <w:b w:val="1"/>
                 <w:bCs w:val="1"/>
+                <w:i w:val="0"/>
+                <w:iCs w:val="0"/>
+                <w:smallCaps w:val="0"/>
+                <w:strike w:val="0"/>
                 <w:color w:val="000000"/>
+                <w:sz w:val="22"/>
+                <w:szCs w:val="22"/>
                 <w:u w:val="none"/>
+                <w:shd w:fill="auto" w:val="clear"/>
+                <w:vertAlign w:val="baseline"/>
                 <w:rtl w:val="0"/>
               </w:rPr>
               <w:t xml:space="preserve">4. INSTRUCCIONES DE INSTALACIÓN Y DESPLIEGUE</w:t>
               <w:tab/>
+              <w:t xml:space="preserve">8</w:t>
             </w:r>
           </w:hyperlink>
-          <w:r>
-            <w:fldChar w:fldCharType="begin"/>
-            <w:instrText xml:space="preserve"> PAGEREF _heading= \h </w:instrText>
-            <w:fldChar w:fldCharType="separate"/>
-          </w:r>
-          <w:r>
-            <w:rPr>
-              <w:b w:val="1"/>
-              <w:bCs w:val="1"/>
-              <w:rtl w:val="0"/>
-            </w:rPr>
-            <w:t xml:space="preserve">4</w:t>
-          </w:r>
-          <w:r>
-            <w:fldChar w:fldCharType="end"/>
-          </w:r>
           <w:r>
             <w:rPr>
               <w:rtl w:val="0"/>
@@ -1233,40 +1320,49 @@
           <w:pPr>
             <w:widowControl w:val="0"/>
             <w:tabs>
-              <w:tab w:val="right" w:leader="dot" w:pos="9360"/>
+              <w:tab w:val="right" w:leader="dot" w:pos="12000"/>
             </w:tabs>
             <w:spacing w:after="0" w:before="60" w:line="240" w:lineRule="auto"/>
             <w:ind w:left="360" w:firstLine="0"/>
             <w:rPr>
+              <w:rFonts w:ascii="Arial" w:cs="Arial" w:eastAsia="Arial" w:hAnsi="Arial"/>
+              <w:b w:val="0"/>
+              <w:bCs w:val="0"/>
+              <w:i w:val="0"/>
+              <w:iCs w:val="0"/>
+              <w:smallCaps w:val="0"/>
+              <w:strike w:val="0"/>
               <w:color w:val="000000"/>
+              <w:sz w:val="22"/>
+              <w:szCs w:val="22"/>
               <w:u w:val="none"/>
+              <w:shd w:fill="auto" w:val="clear"/>
+              <w:vertAlign w:val="baseline"/>
             </w:rPr>
           </w:pPr>
-          <w:hyperlink w:anchor="_heading=">
+          <w:hyperlink w:anchor="_heading=h.g35dsfhhw50v">
             <w:r>
               <w:rPr>
+                <w:rFonts w:ascii="Arial" w:cs="Arial" w:eastAsia="Arial" w:hAnsi="Arial"/>
+                <w:b w:val="0"/>
+                <w:bCs w:val="0"/>
+                <w:i w:val="0"/>
+                <w:iCs w:val="0"/>
+                <w:smallCaps w:val="0"/>
+                <w:strike w:val="0"/>
                 <w:color w:val="000000"/>
+                <w:sz w:val="22"/>
+                <w:szCs w:val="22"/>
                 <w:u w:val="none"/>
+                <w:shd w:fill="auto" w:val="clear"/>
+                <w:vertAlign w:val="baseline"/>
                 <w:rtl w:val="0"/>
               </w:rPr>
               <w:t xml:space="preserve">4.1 Paso 1: Configuración de la Base de Datos en la Nube (MongoDB Atlas)</w:t>
               <w:tab/>
+              <w:t xml:space="preserve">8</w:t>
             </w:r>
           </w:hyperlink>
-          <w:r>
-            <w:fldChar w:fldCharType="begin"/>
-            <w:instrText xml:space="preserve"> PAGEREF _heading= \h </w:instrText>
-            <w:fldChar w:fldCharType="separate"/>
-          </w:r>
-          <w:r>
-            <w:rPr>
-              <w:rtl w:val="0"/>
-            </w:rPr>
-            <w:t xml:space="preserve">4</w:t>
-          </w:r>
-          <w:r>
-            <w:fldChar w:fldCharType="end"/>
-          </w:r>
           <w:r>
             <w:rPr>
               <w:rtl w:val="0"/>
@@ -1277,40 +1373,49 @@
           <w:pPr>
             <w:widowControl w:val="0"/>
             <w:tabs>
-              <w:tab w:val="right" w:leader="dot" w:pos="9360"/>
+              <w:tab w:val="right" w:leader="dot" w:pos="12000"/>
             </w:tabs>
             <w:spacing w:after="0" w:before="60" w:line="240" w:lineRule="auto"/>
             <w:ind w:left="360" w:firstLine="0"/>
             <w:rPr>
+              <w:rFonts w:ascii="Arial" w:cs="Arial" w:eastAsia="Arial" w:hAnsi="Arial"/>
+              <w:b w:val="0"/>
+              <w:bCs w:val="0"/>
+              <w:i w:val="0"/>
+              <w:iCs w:val="0"/>
+              <w:smallCaps w:val="0"/>
+              <w:strike w:val="0"/>
               <w:color w:val="000000"/>
+              <w:sz w:val="22"/>
+              <w:szCs w:val="22"/>
               <w:u w:val="none"/>
+              <w:shd w:fill="auto" w:val="clear"/>
+              <w:vertAlign w:val="baseline"/>
             </w:rPr>
           </w:pPr>
-          <w:hyperlink w:anchor="_heading=">
+          <w:hyperlink w:anchor="_heading=h.l5gxecxssb9a">
             <w:r>
               <w:rPr>
+                <w:rFonts w:ascii="Arial" w:cs="Arial" w:eastAsia="Arial" w:hAnsi="Arial"/>
+                <w:b w:val="0"/>
+                <w:bCs w:val="0"/>
+                <w:i w:val="0"/>
+                <w:iCs w:val="0"/>
+                <w:smallCaps w:val="0"/>
+                <w:strike w:val="0"/>
                 <w:color w:val="000000"/>
+                <w:sz w:val="22"/>
+                <w:szCs w:val="22"/>
                 <w:u w:val="none"/>
+                <w:shd w:fill="auto" w:val="clear"/>
+                <w:vertAlign w:val="baseline"/>
                 <w:rtl w:val="0"/>
               </w:rPr>
               <w:t xml:space="preserve">4.2 Paso 2: Instalación y Ejecución del BackEnd (Spring Boot / Java 25)</w:t>
               <w:tab/>
+              <w:t xml:space="preserve">8</w:t>
             </w:r>
           </w:hyperlink>
-          <w:r>
-            <w:fldChar w:fldCharType="begin"/>
-            <w:instrText xml:space="preserve"> PAGEREF _heading= \h </w:instrText>
-            <w:fldChar w:fldCharType="separate"/>
-          </w:r>
-          <w:r>
-            <w:rPr>
-              <w:rtl w:val="0"/>
-            </w:rPr>
-            <w:t xml:space="preserve">4</w:t>
-          </w:r>
-          <w:r>
-            <w:fldChar w:fldCharType="end"/>
-          </w:r>
           <w:r>
             <w:rPr>
               <w:rtl w:val="0"/>
@@ -1321,40 +1426,49 @@
           <w:pPr>
             <w:widowControl w:val="0"/>
             <w:tabs>
-              <w:tab w:val="right" w:leader="dot" w:pos="9360"/>
+              <w:tab w:val="right" w:leader="dot" w:pos="12000"/>
             </w:tabs>
             <w:spacing w:after="0" w:before="60" w:line="240" w:lineRule="auto"/>
             <w:ind w:left="360" w:firstLine="0"/>
             <w:rPr>
+              <w:rFonts w:ascii="Arial" w:cs="Arial" w:eastAsia="Arial" w:hAnsi="Arial"/>
+              <w:b w:val="0"/>
+              <w:bCs w:val="0"/>
+              <w:i w:val="0"/>
+              <w:iCs w:val="0"/>
+              <w:smallCaps w:val="0"/>
+              <w:strike w:val="0"/>
               <w:color w:val="000000"/>
+              <w:sz w:val="22"/>
+              <w:szCs w:val="22"/>
               <w:u w:val="none"/>
+              <w:shd w:fill="auto" w:val="clear"/>
+              <w:vertAlign w:val="baseline"/>
             </w:rPr>
           </w:pPr>
-          <w:hyperlink w:anchor="_heading=">
+          <w:hyperlink w:anchor="_heading=h.ijtojisci05k">
             <w:r>
               <w:rPr>
+                <w:rFonts w:ascii="Arial" w:cs="Arial" w:eastAsia="Arial" w:hAnsi="Arial"/>
+                <w:b w:val="0"/>
+                <w:bCs w:val="0"/>
+                <w:i w:val="0"/>
+                <w:iCs w:val="0"/>
+                <w:smallCaps w:val="0"/>
+                <w:strike w:val="0"/>
                 <w:color w:val="000000"/>
+                <w:sz w:val="22"/>
+                <w:szCs w:val="22"/>
                 <w:u w:val="none"/>
+                <w:shd w:fill="auto" w:val="clear"/>
+                <w:vertAlign w:val="baseline"/>
                 <w:rtl w:val="0"/>
               </w:rPr>
               <w:t xml:space="preserve">4.3 Paso 3: Instalación y Ejecución del FrontEnd (React / pnpm)</w:t>
               <w:tab/>
+              <w:t xml:space="preserve">9</w:t>
             </w:r>
           </w:hyperlink>
-          <w:r>
-            <w:fldChar w:fldCharType="begin"/>
-            <w:instrText xml:space="preserve"> PAGEREF _heading= \h </w:instrText>
-            <w:fldChar w:fldCharType="separate"/>
-          </w:r>
-          <w:r>
-            <w:rPr>
-              <w:rtl w:val="0"/>
-            </w:rPr>
-            <w:t xml:space="preserve">5</w:t>
-          </w:r>
-          <w:r>
-            <w:fldChar w:fldCharType="end"/>
-          </w:r>
           <w:r>
             <w:rPr>
               <w:rtl w:val="0"/>
@@ -1365,45 +1479,48 @@
           <w:pPr>
             <w:widowControl w:val="0"/>
             <w:tabs>
-              <w:tab w:val="right" w:leader="dot" w:pos="9360"/>
+              <w:tab w:val="right" w:leader="dot" w:pos="12000"/>
             </w:tabs>
             <w:spacing w:after="0" w:before="60" w:line="240" w:lineRule="auto"/>
             <w:rPr>
+              <w:rFonts w:ascii="Arial" w:cs="Arial" w:eastAsia="Arial" w:hAnsi="Arial"/>
               <w:b w:val="1"/>
               <w:bCs w:val="1"/>
+              <w:i w:val="0"/>
+              <w:iCs w:val="0"/>
+              <w:smallCaps w:val="0"/>
+              <w:strike w:val="0"/>
               <w:color w:val="000000"/>
+              <w:sz w:val="22"/>
+              <w:szCs w:val="22"/>
               <w:u w:val="none"/>
+              <w:shd w:fill="auto" w:val="clear"/>
+              <w:vertAlign w:val="baseline"/>
             </w:rPr>
           </w:pPr>
-          <w:hyperlink w:anchor="_heading=">
+          <w:hyperlink w:anchor="_heading=h.ob01r6mjjlif">
             <w:r>
               <w:rPr>
+                <w:rFonts w:ascii="Arial" w:cs="Arial" w:eastAsia="Arial" w:hAnsi="Arial"/>
                 <w:b w:val="1"/>
                 <w:bCs w:val="1"/>
+                <w:i w:val="0"/>
+                <w:iCs w:val="0"/>
+                <w:smallCaps w:val="0"/>
+                <w:strike w:val="0"/>
                 <w:color w:val="000000"/>
+                <w:sz w:val="22"/>
+                <w:szCs w:val="22"/>
                 <w:u w:val="none"/>
+                <w:shd w:fill="auto" w:val="clear"/>
+                <w:vertAlign w:val="baseline"/>
                 <w:rtl w:val="0"/>
               </w:rPr>
               <w:t xml:space="preserve">5. PRUEBAS DE FUNCIONAMIENTO Y VALIDACIÓN</w:t>
               <w:tab/>
+              <w:t xml:space="preserve">10</w:t>
             </w:r>
           </w:hyperlink>
-          <w:r>
-            <w:fldChar w:fldCharType="begin"/>
-            <w:instrText xml:space="preserve"> PAGEREF _heading= \h </w:instrText>
-            <w:fldChar w:fldCharType="separate"/>
-          </w:r>
-          <w:r>
-            <w:rPr>
-              <w:b w:val="1"/>
-              <w:bCs w:val="1"/>
-              <w:rtl w:val="0"/>
-            </w:rPr>
-            <w:t xml:space="preserve">5</w:t>
-          </w:r>
-          <w:r>
-            <w:fldChar w:fldCharType="end"/>
-          </w:r>
           <w:r>
             <w:rPr>
               <w:rtl w:val="0"/>
@@ -1502,6 +1619,8 @@
     </w:p>
     <w:p>
       <w:pPr>
+        <w:pStyle w:val="Heading1"/>
+        <w:jc w:val="left"/>
         <w:rPr/>
       </w:pPr>
       <w:r>
@@ -1523,13 +1642,12 @@
     <w:p>
       <w:pPr>
         <w:pStyle w:val="Heading1"/>
-        <w:rPr>
-          <w:rFonts w:ascii="Times New Roman" w:cs="Times New Roman" w:eastAsia="Times New Roman" w:hAnsi="Times New Roman"/>
-        </w:rPr>
-      </w:pPr>
-      <w:r>
-        <w:rPr>
-          <w:rFonts w:ascii="Times New Roman" w:cs="Times New Roman" w:eastAsia="Times New Roman" w:hAnsi="Times New Roman"/>
+        <w:rPr/>
+      </w:pPr>
+      <w:bookmarkStart w:colFirst="0" w:colLast="0" w:name="_heading=h.iud37572g3gr" w:id="1"/>
+      <w:bookmarkEnd w:id="1"/>
+      <w:r>
+        <w:rPr>
           <w:rtl w:val="0"/>
         </w:rPr>
         <w:t xml:space="preserve">1. INTRODUCCIÓN</w:t>
@@ -1538,13 +1656,12 @@
     <w:p>
       <w:pPr>
         <w:pStyle w:val="Heading2"/>
-        <w:rPr>
-          <w:rFonts w:ascii="Times New Roman" w:cs="Times New Roman" w:eastAsia="Times New Roman" w:hAnsi="Times New Roman"/>
-        </w:rPr>
-      </w:pPr>
-      <w:r>
-        <w:rPr>
-          <w:rFonts w:ascii="Times New Roman" w:cs="Times New Roman" w:eastAsia="Times New Roman" w:hAnsi="Times New Roman"/>
+        <w:rPr/>
+      </w:pPr>
+      <w:bookmarkStart w:colFirst="0" w:colLast="0" w:name="_heading=h.ow928xq1sh8f" w:id="2"/>
+      <w:bookmarkEnd w:id="2"/>
+      <w:r>
+        <w:rPr>
           <w:rtl w:val="0"/>
         </w:rPr>
         <w:t xml:space="preserve">1.1 Propósito</w:t>
@@ -1567,13 +1684,12 @@
     <w:p>
       <w:pPr>
         <w:pStyle w:val="Heading2"/>
-        <w:rPr>
-          <w:rFonts w:ascii="Times New Roman" w:cs="Times New Roman" w:eastAsia="Times New Roman" w:hAnsi="Times New Roman"/>
-        </w:rPr>
-      </w:pPr>
-      <w:r>
-        <w:rPr>
-          <w:rFonts w:ascii="Times New Roman" w:cs="Times New Roman" w:eastAsia="Times New Roman" w:hAnsi="Times New Roman"/>
+        <w:rPr/>
+      </w:pPr>
+      <w:bookmarkStart w:colFirst="0" w:colLast="0" w:name="_heading=h.ppm17qegj32v" w:id="3"/>
+      <w:bookmarkEnd w:id="3"/>
+      <w:r>
+        <w:rPr>
           <w:rtl w:val="0"/>
         </w:rPr>
         <w:t xml:space="preserve">1.2 Personal Involucrado</w:t>
@@ -1639,13 +1755,12 @@
     <w:p>
       <w:pPr>
         <w:pStyle w:val="Heading2"/>
-        <w:rPr>
-          <w:rFonts w:ascii="Times New Roman" w:cs="Times New Roman" w:eastAsia="Times New Roman" w:hAnsi="Times New Roman"/>
-        </w:rPr>
-      </w:pPr>
-      <w:r>
-        <w:rPr>
-          <w:rFonts w:ascii="Times New Roman" w:cs="Times New Roman" w:eastAsia="Times New Roman" w:hAnsi="Times New Roman"/>
+        <w:rPr/>
+      </w:pPr>
+      <w:bookmarkStart w:colFirst="0" w:colLast="0" w:name="_heading=h.8smdmlalxy84" w:id="4"/>
+      <w:bookmarkEnd w:id="4"/>
+      <w:r>
+        <w:rPr>
           <w:rtl w:val="0"/>
         </w:rPr>
         <w:t xml:space="preserve">1.3 Definiciones y Acrónimos</w:t>
@@ -1936,13 +2051,12 @@
     <w:p>
       <w:pPr>
         <w:pStyle w:val="Heading2"/>
-        <w:rPr>
-          <w:rFonts w:ascii="Times New Roman" w:cs="Times New Roman" w:eastAsia="Times New Roman" w:hAnsi="Times New Roman"/>
-        </w:rPr>
-      </w:pPr>
-      <w:r>
-        <w:rPr>
-          <w:rFonts w:ascii="Times New Roman" w:cs="Times New Roman" w:eastAsia="Times New Roman" w:hAnsi="Times New Roman"/>
+        <w:rPr/>
+      </w:pPr>
+      <w:bookmarkStart w:colFirst="0" w:colLast="0" w:name="_heading=h.3d5zvi2vovq5" w:id="5"/>
+      <w:bookmarkEnd w:id="5"/>
+      <w:r>
+        <w:rPr>
           <w:rtl w:val="0"/>
         </w:rPr>
         <w:t xml:space="preserve">1.4 Referencias</w:t>
@@ -1968,14 +2082,85 @@
     </w:p>
     <w:p>
       <w:pPr>
+        <w:rPr>
+          <w:rFonts w:ascii="Times New Roman" w:cs="Times New Roman" w:eastAsia="Times New Roman" w:hAnsi="Times New Roman"/>
+        </w:rPr>
+      </w:pPr>
+      <w:r>
+        <w:rPr>
+          <w:rtl w:val="0"/>
+        </w:rPr>
+      </w:r>
+    </w:p>
+    <w:p>
+      <w:pPr>
+        <w:rPr>
+          <w:rFonts w:ascii="Times New Roman" w:cs="Times New Roman" w:eastAsia="Times New Roman" w:hAnsi="Times New Roman"/>
+        </w:rPr>
+      </w:pPr>
+      <w:r>
+        <w:rPr>
+          <w:rtl w:val="0"/>
+        </w:rPr>
+      </w:r>
+    </w:p>
+    <w:p>
+      <w:pPr>
+        <w:rPr>
+          <w:rFonts w:ascii="Times New Roman" w:cs="Times New Roman" w:eastAsia="Times New Roman" w:hAnsi="Times New Roman"/>
+        </w:rPr>
+      </w:pPr>
+      <w:r>
+        <w:rPr>
+          <w:rtl w:val="0"/>
+        </w:rPr>
+      </w:r>
+    </w:p>
+    <w:p>
+      <w:pPr>
+        <w:rPr>
+          <w:rFonts w:ascii="Times New Roman" w:cs="Times New Roman" w:eastAsia="Times New Roman" w:hAnsi="Times New Roman"/>
+        </w:rPr>
+      </w:pPr>
+      <w:r>
+        <w:rPr>
+          <w:rtl w:val="0"/>
+        </w:rPr>
+      </w:r>
+    </w:p>
+    <w:p>
+      <w:pPr>
+        <w:rPr>
+          <w:rFonts w:ascii="Times New Roman" w:cs="Times New Roman" w:eastAsia="Times New Roman" w:hAnsi="Times New Roman"/>
+        </w:rPr>
+      </w:pPr>
+      <w:r>
+        <w:rPr>
+          <w:rtl w:val="0"/>
+        </w:rPr>
+      </w:r>
+    </w:p>
+    <w:p>
+      <w:pPr>
+        <w:rPr>
+          <w:rFonts w:ascii="Times New Roman" w:cs="Times New Roman" w:eastAsia="Times New Roman" w:hAnsi="Times New Roman"/>
+        </w:rPr>
+      </w:pPr>
+      <w:r>
+        <w:rPr>
+          <w:rtl w:val="0"/>
+        </w:rPr>
+      </w:r>
+    </w:p>
+    <w:p>
+      <w:pPr>
         <w:pStyle w:val="Heading1"/>
-        <w:rPr>
-          <w:rFonts w:ascii="Times New Roman" w:cs="Times New Roman" w:eastAsia="Times New Roman" w:hAnsi="Times New Roman"/>
-        </w:rPr>
-      </w:pPr>
-      <w:r>
-        <w:rPr>
-          <w:rFonts w:ascii="Times New Roman" w:cs="Times New Roman" w:eastAsia="Times New Roman" w:hAnsi="Times New Roman"/>
+        <w:rPr/>
+      </w:pPr>
+      <w:bookmarkStart w:colFirst="0" w:colLast="0" w:name="_heading=h.1upxvw8jmyuh" w:id="6"/>
+      <w:bookmarkEnd w:id="6"/>
+      <w:r>
+        <w:rPr>
           <w:rtl w:val="0"/>
         </w:rPr>
         <w:t xml:space="preserve">2. DESCRIPCIÓN DE LA CONSTRUCCIÓN Y ARQUITECTURA</w:t>
@@ -1984,13 +2169,12 @@
     <w:p>
       <w:pPr>
         <w:pStyle w:val="Heading2"/>
-        <w:rPr>
-          <w:rFonts w:ascii="Times New Roman" w:cs="Times New Roman" w:eastAsia="Times New Roman" w:hAnsi="Times New Roman"/>
-        </w:rPr>
-      </w:pPr>
-      <w:r>
-        <w:rPr>
-          <w:rFonts w:ascii="Times New Roman" w:cs="Times New Roman" w:eastAsia="Times New Roman" w:hAnsi="Times New Roman"/>
+        <w:rPr/>
+      </w:pPr>
+      <w:bookmarkStart w:colFirst="0" w:colLast="0" w:name="_heading=h.rnh7d6n4gis0" w:id="7"/>
+      <w:bookmarkEnd w:id="7"/>
+      <w:r>
+        <w:rPr>
           <w:rtl w:val="0"/>
         </w:rPr>
         <w:t xml:space="preserve">2.1 Arquitectura de la Solución (Repositorios Separados)</w:t>
@@ -2078,20 +2262,6 @@
           <w:rtl w:val="0"/>
         </w:rPr>
         <w:t xml:space="preserve">• Base de Datos: Hospedada en la nube mediante MongoDB Atlas (NoSQL), optimizada para almacenar colecciones de usuarios, publicaciones y metadatos geolocalizados.</w:t>
-      </w:r>
-    </w:p>
-    <w:p>
-      <w:pPr>
-        <w:rPr>
-          <w:rFonts w:ascii="Times New Roman" w:cs="Times New Roman" w:eastAsia="Times New Roman" w:hAnsi="Times New Roman"/>
-        </w:rPr>
-      </w:pPr>
-      <w:r>
-        <w:rPr>
-          <w:rFonts w:ascii="Times New Roman" w:cs="Times New Roman" w:eastAsia="Times New Roman" w:hAnsi="Times New Roman"/>
-          <w:rtl w:val="0"/>
-        </w:rPr>
-        <w:t xml:space="preserve">Inicialmente lo creamos de manera que fuera relacional las BD, entonces creamos un diagrama que fuera relacional </w:t>
       </w:r>
     </w:p>
     <w:p>
@@ -2108,12 +2278,12 @@
           <wp:inline distB="114300" distT="114300" distL="114300" distR="114300">
             <wp:extent cx="5943600" cy="3556000"/>
             <wp:effectExtent b="0" l="0" r="0" t="0"/>
-            <wp:docPr id="2" name="image3.png"/>
+            <wp:docPr id="3" name="image1.png"/>
             <a:graphic>
               <a:graphicData uri="http://schemas.openxmlformats.org/drawingml/2006/picture">
                 <pic:pic>
                   <pic:nvPicPr>
-                    <pic:cNvPr id="0" name="image3.png"/>
+                    <pic:cNvPr id="0" name="image1.png"/>
                     <pic:cNvPicPr preferRelativeResize="0"/>
                   </pic:nvPicPr>
                   <pic:blipFill>
@@ -2211,82 +2381,10 @@
       </w:pPr>
       <w:r>
         <w:rPr>
-          <w:rtl w:val="0"/>
-        </w:rPr>
-      </w:r>
-    </w:p>
-    <w:p>
-      <w:pPr>
-        <w:rPr>
-          <w:rFonts w:ascii="Times New Roman" w:cs="Times New Roman" w:eastAsia="Times New Roman" w:hAnsi="Times New Roman"/>
-        </w:rPr>
-      </w:pPr>
-      <w:r>
-        <w:rPr>
-          <w:rtl w:val="0"/>
-        </w:rPr>
-      </w:r>
-    </w:p>
-    <w:p>
-      <w:pPr>
-        <w:rPr>
-          <w:rFonts w:ascii="Times New Roman" w:cs="Times New Roman" w:eastAsia="Times New Roman" w:hAnsi="Times New Roman"/>
-        </w:rPr>
-      </w:pPr>
-      <w:r>
-        <w:rPr>
-          <w:rtl w:val="0"/>
-        </w:rPr>
-      </w:r>
-    </w:p>
-    <w:p>
-      <w:pPr>
-        <w:rPr>
-          <w:rFonts w:ascii="Times New Roman" w:cs="Times New Roman" w:eastAsia="Times New Roman" w:hAnsi="Times New Roman"/>
-        </w:rPr>
-      </w:pPr>
-      <w:r>
-        <w:rPr>
-          <w:rtl w:val="0"/>
-        </w:rPr>
-      </w:r>
-    </w:p>
-    <w:p>
-      <w:pPr>
-        <w:rPr>
-          <w:rFonts w:ascii="Times New Roman" w:cs="Times New Roman" w:eastAsia="Times New Roman" w:hAnsi="Times New Roman"/>
-        </w:rPr>
-      </w:pPr>
-      <w:r>
-        <w:rPr>
-          <w:rtl w:val="0"/>
-        </w:rPr>
-      </w:r>
-    </w:p>
-    <w:p>
-      <w:pPr>
-        <w:rPr>
-          <w:rFonts w:ascii="Times New Roman" w:cs="Times New Roman" w:eastAsia="Times New Roman" w:hAnsi="Times New Roman"/>
-        </w:rPr>
-      </w:pPr>
-      <w:r>
-        <w:rPr>
-          <w:rtl w:val="0"/>
-        </w:rPr>
-      </w:r>
-    </w:p>
-    <w:p>
-      <w:pPr>
-        <w:rPr>
-          <w:rFonts w:ascii="Times New Roman" w:cs="Times New Roman" w:eastAsia="Times New Roman" w:hAnsi="Times New Roman"/>
-        </w:rPr>
-      </w:pPr>
-      <w:r>
-        <w:rPr>
-          <w:rFonts w:ascii="Times New Roman" w:cs="Times New Roman" w:eastAsia="Times New Roman" w:hAnsi="Times New Roman"/>
-          <w:rtl w:val="0"/>
-        </w:rPr>
-        <w:t xml:space="preserve">Pero como el proyecto va más en linea con un enfoque no relacional lo cambiamos el diagrama </w:t>
+          <w:rFonts w:ascii="Times New Roman" w:cs="Times New Roman" w:eastAsia="Times New Roman" w:hAnsi="Times New Roman"/>
+          <w:rtl w:val="0"/>
+        </w:rPr>
+        <w:t xml:space="preserve">Pero como el proyecto va más en línea con un enfoque no relacional lo cambiamos el diagrama </w:t>
       </w:r>
     </w:p>
     <w:p>
@@ -2303,12 +2401,12 @@
           <wp:inline distB="114300" distT="114300" distL="114300" distR="114300">
             <wp:extent cx="5943600" cy="3441700"/>
             <wp:effectExtent b="0" l="0" r="0" t="0"/>
-            <wp:docPr id="3" name="image2.png"/>
+            <wp:docPr id="4" name="image4.png"/>
             <a:graphic>
               <a:graphicData uri="http://schemas.openxmlformats.org/drawingml/2006/picture">
                 <pic:pic>
                   <pic:nvPicPr>
-                    <pic:cNvPr id="0" name="image2.png"/>
+                    <pic:cNvPr id="0" name="image4.png"/>
                     <pic:cNvPicPr preferRelativeResize="0"/>
                   </pic:nvPicPr>
                   <pic:blipFill>
@@ -2352,12 +2450,12 @@
           <wp:inline distB="114300" distT="114300" distL="114300" distR="114300">
             <wp:extent cx="5943600" cy="2895600"/>
             <wp:effectExtent b="0" l="0" r="0" t="0"/>
-            <wp:docPr id="1" name="image4.png"/>
+            <wp:docPr id="1" name="image2.png"/>
             <a:graphic>
               <a:graphicData uri="http://schemas.openxmlformats.org/drawingml/2006/picture">
                 <pic:pic>
                   <pic:nvPicPr>
-                    <pic:cNvPr id="0" name="image4.png"/>
+                    <pic:cNvPr id="0" name="image2.png"/>
                     <pic:cNvPicPr preferRelativeResize="0"/>
                   </pic:nvPicPr>
                   <pic:blipFill>
@@ -2437,14 +2535,76 @@
     </w:p>
     <w:p>
       <w:pPr>
+        <w:rPr>
+          <w:rFonts w:ascii="Times New Roman" w:cs="Times New Roman" w:eastAsia="Times New Roman" w:hAnsi="Times New Roman"/>
+        </w:rPr>
+      </w:pPr>
+      <w:r>
+        <w:rPr>
+          <w:rFonts w:ascii="Times New Roman" w:cs="Times New Roman" w:eastAsia="Times New Roman" w:hAnsi="Times New Roman"/>
+          <w:rtl w:val="0"/>
+        </w:rPr>
+        <w:t xml:space="preserve">A partir de la estructura del sistema definida, se ha elaborado el diagrama de casos de uso para mapear las funcionalidades a cada uno de los roles identificados. El modelo detalla las capacidades operativas de forma jerárquica: las interacciones básicas para usuarios (anónimos y registrados), las funciones de gestión comercial para los roles de Socio y su asistente (reservas, promociones, establecimientos), y las acciones de control administrativo y de moderación (gestión de contenido, usuarios y reportes). Cada caso de uso representado define el comportamiento esperado del sistema para cumplir una tarea específica. </w:t>
+      </w:r>
+    </w:p>
+    <w:p>
+      <w:pPr>
+        <w:rPr>
+          <w:rFonts w:ascii="Times New Roman" w:cs="Times New Roman" w:eastAsia="Times New Roman" w:hAnsi="Times New Roman"/>
+        </w:rPr>
+      </w:pPr>
+      <w:r>
+        <w:rPr>
+          <w:rFonts w:ascii="Times New Roman" w:cs="Times New Roman" w:eastAsia="Times New Roman" w:hAnsi="Times New Roman"/>
+        </w:rPr>
+        <w:drawing>
+          <wp:inline distB="114300" distT="114300" distL="114300" distR="114300">
+            <wp:extent cx="4967288" cy="6890108"/>
+            <wp:effectExtent b="0" l="0" r="0" t="0"/>
+            <wp:docPr id="2" name="image5.jpg"/>
+            <a:graphic>
+              <a:graphicData uri="http://schemas.openxmlformats.org/drawingml/2006/picture">
+                <pic:pic>
+                  <pic:nvPicPr>
+                    <pic:cNvPr id="0" name="image5.jpg"/>
+                    <pic:cNvPicPr preferRelativeResize="0"/>
+                  </pic:nvPicPr>
+                  <pic:blipFill>
+                    <a:blip r:embed="rId10"/>
+                    <a:srcRect b="0" l="0" r="0" t="0"/>
+                    <a:stretch>
+                      <a:fillRect/>
+                    </a:stretch>
+                  </pic:blipFill>
+                  <pic:spPr>
+                    <a:xfrm>
+                      <a:off x="0" y="0"/>
+                      <a:ext cx="4967288" cy="6890108"/>
+                    </a:xfrm>
+                    <a:prstGeom prst="rect"/>
+                    <a:ln/>
+                  </pic:spPr>
+                </pic:pic>
+              </a:graphicData>
+            </a:graphic>
+          </wp:inline>
+        </w:drawing>
+      </w:r>
+      <w:r>
+        <w:rPr>
+          <w:rtl w:val="0"/>
+        </w:rPr>
+      </w:r>
+    </w:p>
+    <w:p>
+      <w:pPr>
         <w:pStyle w:val="Heading2"/>
-        <w:rPr>
-          <w:rFonts w:ascii="Times New Roman" w:cs="Times New Roman" w:eastAsia="Times New Roman" w:hAnsi="Times New Roman"/>
-        </w:rPr>
-      </w:pPr>
-      <w:r>
-        <w:rPr>
-          <w:rFonts w:ascii="Times New Roman" w:cs="Times New Roman" w:eastAsia="Times New Roman" w:hAnsi="Times New Roman"/>
+        <w:rPr/>
+      </w:pPr>
+      <w:bookmarkStart w:colFirst="0" w:colLast="0" w:name="_heading=h.2qbd0a78go7g" w:id="8"/>
+      <w:bookmarkEnd w:id="8"/>
+      <w:r>
+        <w:rPr>
           <w:rtl w:val="0"/>
         </w:rPr>
         <w:t xml:space="preserve">2.2 Estructura de Capas y Dependencias Clave</w:t>
@@ -2467,13 +2627,154 @@
     <w:p>
       <w:pPr>
         <w:pStyle w:val="Heading1"/>
-        <w:rPr>
-          <w:rFonts w:ascii="Times New Roman" w:cs="Times New Roman" w:eastAsia="Times New Roman" w:hAnsi="Times New Roman"/>
-        </w:rPr>
-      </w:pPr>
-      <w:r>
-        <w:rPr>
-          <w:rFonts w:ascii="Times New Roman" w:cs="Times New Roman" w:eastAsia="Times New Roman" w:hAnsi="Times New Roman"/>
+        <w:rPr/>
+      </w:pPr>
+      <w:r>
+        <w:rPr>
+          <w:rtl w:val="0"/>
+        </w:rPr>
+      </w:r>
+    </w:p>
+    <w:p>
+      <w:pPr>
+        <w:pStyle w:val="Heading1"/>
+        <w:rPr/>
+      </w:pPr>
+      <w:r>
+        <w:rPr>
+          <w:rtl w:val="0"/>
+        </w:rPr>
+      </w:r>
+    </w:p>
+    <w:p>
+      <w:pPr>
+        <w:pStyle w:val="Heading1"/>
+        <w:rPr/>
+      </w:pPr>
+      <w:r>
+        <w:rPr>
+          <w:rtl w:val="0"/>
+        </w:rPr>
+      </w:r>
+    </w:p>
+    <w:p>
+      <w:pPr>
+        <w:pStyle w:val="Heading1"/>
+        <w:rPr/>
+      </w:pPr>
+      <w:r>
+        <w:rPr>
+          <w:rtl w:val="0"/>
+        </w:rPr>
+      </w:r>
+    </w:p>
+    <w:p>
+      <w:pPr>
+        <w:pStyle w:val="Heading1"/>
+        <w:rPr/>
+      </w:pPr>
+      <w:r>
+        <w:rPr>
+          <w:rtl w:val="0"/>
+        </w:rPr>
+      </w:r>
+    </w:p>
+    <w:p>
+      <w:pPr>
+        <w:pStyle w:val="Heading1"/>
+        <w:rPr/>
+      </w:pPr>
+      <w:r>
+        <w:rPr>
+          <w:rtl w:val="0"/>
+        </w:rPr>
+      </w:r>
+    </w:p>
+    <w:p>
+      <w:pPr>
+        <w:pStyle w:val="Heading1"/>
+        <w:rPr/>
+      </w:pPr>
+      <w:r>
+        <w:rPr>
+          <w:rtl w:val="0"/>
+        </w:rPr>
+      </w:r>
+    </w:p>
+    <w:p>
+      <w:pPr>
+        <w:pStyle w:val="Heading1"/>
+        <w:rPr/>
+      </w:pPr>
+      <w:r>
+        <w:rPr>
+          <w:rtl w:val="0"/>
+        </w:rPr>
+      </w:r>
+    </w:p>
+    <w:p>
+      <w:pPr>
+        <w:pStyle w:val="Heading1"/>
+        <w:rPr/>
+      </w:pPr>
+      <w:r>
+        <w:rPr>
+          <w:rtl w:val="0"/>
+        </w:rPr>
+      </w:r>
+    </w:p>
+    <w:p>
+      <w:pPr>
+        <w:pStyle w:val="Heading1"/>
+        <w:rPr/>
+      </w:pPr>
+      <w:r>
+        <w:rPr>
+          <w:rtl w:val="0"/>
+        </w:rPr>
+      </w:r>
+    </w:p>
+    <w:p>
+      <w:pPr>
+        <w:pStyle w:val="Heading1"/>
+        <w:jc w:val="left"/>
+        <w:rPr/>
+      </w:pPr>
+      <w:r>
+        <w:rPr>
+          <w:rtl w:val="0"/>
+        </w:rPr>
+      </w:r>
+    </w:p>
+    <w:p>
+      <w:pPr>
+        <w:rPr/>
+      </w:pPr>
+      <w:r>
+        <w:rPr>
+          <w:rtl w:val="0"/>
+        </w:rPr>
+      </w:r>
+    </w:p>
+    <w:p>
+      <w:pPr>
+        <w:rPr/>
+      </w:pPr>
+      <w:r>
+        <w:rPr>
+          <w:rtl w:val="0"/>
+        </w:rPr>
+      </w:r>
+    </w:p>
+    <w:p>
+      <w:pPr>
+        <w:pStyle w:val="Heading1"/>
+        <w:rPr/>
+      </w:pPr>
+      <w:bookmarkStart w:colFirst="0" w:colLast="0" w:name="_heading=h.9vogbmuve9tp" w:id="9"/>
+      <w:bookmarkEnd w:id="9"/>
+      <w:r>
+        <w:rPr>
           <w:rtl w:val="0"/>
         </w:rPr>
         <w:t xml:space="preserve">3. REQUISITOS TECNOLÓGICOS Y PRERREQUISITOS</w:t>
@@ -2482,13 +2783,12 @@
     <w:p>
       <w:pPr>
         <w:pStyle w:val="Heading2"/>
-        <w:rPr>
-          <w:rFonts w:ascii="Times New Roman" w:cs="Times New Roman" w:eastAsia="Times New Roman" w:hAnsi="Times New Roman"/>
-        </w:rPr>
-      </w:pPr>
-      <w:r>
-        <w:rPr>
-          <w:rFonts w:ascii="Times New Roman" w:cs="Times New Roman" w:eastAsia="Times New Roman" w:hAnsi="Times New Roman"/>
+        <w:rPr/>
+      </w:pPr>
+      <w:bookmarkStart w:colFirst="0" w:colLast="0" w:name="_heading=h.mhv2sky1mzdl" w:id="10"/>
+      <w:bookmarkEnd w:id="10"/>
+      <w:r>
+        <w:rPr>
           <w:rtl w:val="0"/>
         </w:rPr>
         <w:t xml:space="preserve">3.1 Hardware Mínimo Recomendado</w:t>
@@ -2505,7 +2805,21 @@
           <w:rFonts w:ascii="Times New Roman" w:cs="Times New Roman" w:eastAsia="Times New Roman" w:hAnsi="Times New Roman"/>
           <w:rtl w:val="0"/>
         </w:rPr>
-        <w:t xml:space="preserve">• Procesador (CPU): 2 vCores / 2.0 GHz o superior.</w:t>
+        <w:t xml:space="preserve">• Procesador (CPU): 2 vCores / 2.0 GHz </w:t>
+      </w:r>
+      <w:r>
+        <w:rPr>
+          <w:rFonts w:ascii="Times New Roman" w:cs="Times New Roman" w:eastAsia="Times New Roman" w:hAnsi="Times New Roman"/>
+          <w:rtl w:val="0"/>
+        </w:rPr>
+        <w:t xml:space="preserve">o superior</w:t>
+      </w:r>
+      <w:r>
+        <w:rPr>
+          <w:rFonts w:ascii="Times New Roman" w:cs="Times New Roman" w:eastAsia="Times New Roman" w:hAnsi="Times New Roman"/>
+          <w:rtl w:val="0"/>
+        </w:rPr>
+        <w:t xml:space="preserve">.</w:t>
         <w:br w:type="textWrapping"/>
         <w:t xml:space="preserve">• Memoria RAM: 8 GB (Indispensable para el correcto funcionamiento de la JVM de Java 25 y los entornos de desarrollo).</w:t>
         <w:br w:type="textWrapping"/>
@@ -2515,13 +2829,12 @@
     <w:p>
       <w:pPr>
         <w:pStyle w:val="Heading2"/>
-        <w:rPr>
-          <w:rFonts w:ascii="Times New Roman" w:cs="Times New Roman" w:eastAsia="Times New Roman" w:hAnsi="Times New Roman"/>
-        </w:rPr>
-      </w:pPr>
-      <w:r>
-        <w:rPr>
-          <w:rFonts w:ascii="Times New Roman" w:cs="Times New Roman" w:eastAsia="Times New Roman" w:hAnsi="Times New Roman"/>
+        <w:rPr/>
+      </w:pPr>
+      <w:bookmarkStart w:colFirst="0" w:colLast="0" w:name="_heading=h.yyfsrgs7unnz" w:id="11"/>
+      <w:bookmarkEnd w:id="11"/>
+      <w:r>
+        <w:rPr>
           <w:rtl w:val="0"/>
         </w:rPr>
         <w:t xml:space="preserve">3.2 Software Base</w:t>
@@ -2551,14 +2864,205 @@
     </w:p>
     <w:p>
       <w:pPr>
+        <w:rPr>
+          <w:rFonts w:ascii="Times New Roman" w:cs="Times New Roman" w:eastAsia="Times New Roman" w:hAnsi="Times New Roman"/>
+        </w:rPr>
+      </w:pPr>
+      <w:r>
+        <w:rPr>
+          <w:rtl w:val="0"/>
+        </w:rPr>
+      </w:r>
+    </w:p>
+    <w:p>
+      <w:pPr>
+        <w:rPr>
+          <w:rFonts w:ascii="Times New Roman" w:cs="Times New Roman" w:eastAsia="Times New Roman" w:hAnsi="Times New Roman"/>
+        </w:rPr>
+      </w:pPr>
+      <w:r>
+        <w:rPr>
+          <w:rtl w:val="0"/>
+        </w:rPr>
+      </w:r>
+    </w:p>
+    <w:p>
+      <w:pPr>
+        <w:rPr>
+          <w:rFonts w:ascii="Times New Roman" w:cs="Times New Roman" w:eastAsia="Times New Roman" w:hAnsi="Times New Roman"/>
+        </w:rPr>
+      </w:pPr>
+      <w:r>
+        <w:rPr>
+          <w:rtl w:val="0"/>
+        </w:rPr>
+      </w:r>
+    </w:p>
+    <w:p>
+      <w:pPr>
+        <w:rPr>
+          <w:rFonts w:ascii="Times New Roman" w:cs="Times New Roman" w:eastAsia="Times New Roman" w:hAnsi="Times New Roman"/>
+        </w:rPr>
+      </w:pPr>
+      <w:r>
+        <w:rPr>
+          <w:rtl w:val="0"/>
+        </w:rPr>
+      </w:r>
+    </w:p>
+    <w:p>
+      <w:pPr>
+        <w:rPr>
+          <w:rFonts w:ascii="Times New Roman" w:cs="Times New Roman" w:eastAsia="Times New Roman" w:hAnsi="Times New Roman"/>
+        </w:rPr>
+      </w:pPr>
+      <w:r>
+        <w:rPr>
+          <w:rtl w:val="0"/>
+        </w:rPr>
+      </w:r>
+    </w:p>
+    <w:p>
+      <w:pPr>
+        <w:rPr>
+          <w:rFonts w:ascii="Times New Roman" w:cs="Times New Roman" w:eastAsia="Times New Roman" w:hAnsi="Times New Roman"/>
+        </w:rPr>
+      </w:pPr>
+      <w:r>
+        <w:rPr>
+          <w:rtl w:val="0"/>
+        </w:rPr>
+      </w:r>
+    </w:p>
+    <w:p>
+      <w:pPr>
+        <w:rPr>
+          <w:rFonts w:ascii="Times New Roman" w:cs="Times New Roman" w:eastAsia="Times New Roman" w:hAnsi="Times New Roman"/>
+        </w:rPr>
+      </w:pPr>
+      <w:r>
+        <w:rPr>
+          <w:rtl w:val="0"/>
+        </w:rPr>
+      </w:r>
+    </w:p>
+    <w:p>
+      <w:pPr>
+        <w:rPr>
+          <w:rFonts w:ascii="Times New Roman" w:cs="Times New Roman" w:eastAsia="Times New Roman" w:hAnsi="Times New Roman"/>
+        </w:rPr>
+      </w:pPr>
+      <w:r>
+        <w:rPr>
+          <w:rtl w:val="0"/>
+        </w:rPr>
+      </w:r>
+    </w:p>
+    <w:p>
+      <w:pPr>
+        <w:rPr>
+          <w:rFonts w:ascii="Times New Roman" w:cs="Times New Roman" w:eastAsia="Times New Roman" w:hAnsi="Times New Roman"/>
+        </w:rPr>
+      </w:pPr>
+      <w:r>
+        <w:rPr>
+          <w:rtl w:val="0"/>
+        </w:rPr>
+      </w:r>
+    </w:p>
+    <w:p>
+      <w:pPr>
+        <w:rPr>
+          <w:rFonts w:ascii="Times New Roman" w:cs="Times New Roman" w:eastAsia="Times New Roman" w:hAnsi="Times New Roman"/>
+        </w:rPr>
+      </w:pPr>
+      <w:r>
+        <w:rPr>
+          <w:rtl w:val="0"/>
+        </w:rPr>
+      </w:r>
+    </w:p>
+    <w:p>
+      <w:pPr>
+        <w:rPr>
+          <w:rFonts w:ascii="Times New Roman" w:cs="Times New Roman" w:eastAsia="Times New Roman" w:hAnsi="Times New Roman"/>
+        </w:rPr>
+      </w:pPr>
+      <w:r>
+        <w:rPr>
+          <w:rtl w:val="0"/>
+        </w:rPr>
+      </w:r>
+    </w:p>
+    <w:p>
+      <w:pPr>
+        <w:rPr>
+          <w:rFonts w:ascii="Times New Roman" w:cs="Times New Roman" w:eastAsia="Times New Roman" w:hAnsi="Times New Roman"/>
+        </w:rPr>
+      </w:pPr>
+      <w:r>
+        <w:rPr>
+          <w:rtl w:val="0"/>
+        </w:rPr>
+      </w:r>
+    </w:p>
+    <w:p>
+      <w:pPr>
+        <w:rPr>
+          <w:rFonts w:ascii="Times New Roman" w:cs="Times New Roman" w:eastAsia="Times New Roman" w:hAnsi="Times New Roman"/>
+        </w:rPr>
+      </w:pPr>
+      <w:r>
+        <w:rPr>
+          <w:rtl w:val="0"/>
+        </w:rPr>
+      </w:r>
+    </w:p>
+    <w:p>
+      <w:pPr>
+        <w:rPr>
+          <w:rFonts w:ascii="Times New Roman" w:cs="Times New Roman" w:eastAsia="Times New Roman" w:hAnsi="Times New Roman"/>
+        </w:rPr>
+      </w:pPr>
+      <w:r>
+        <w:rPr>
+          <w:rtl w:val="0"/>
+        </w:rPr>
+      </w:r>
+    </w:p>
+    <w:p>
+      <w:pPr>
+        <w:rPr>
+          <w:rFonts w:ascii="Times New Roman" w:cs="Times New Roman" w:eastAsia="Times New Roman" w:hAnsi="Times New Roman"/>
+        </w:rPr>
+      </w:pPr>
+      <w:r>
+        <w:rPr>
+          <w:rtl w:val="0"/>
+        </w:rPr>
+      </w:r>
+    </w:p>
+    <w:p>
+      <w:pPr>
+        <w:rPr>
+          <w:rFonts w:ascii="Times New Roman" w:cs="Times New Roman" w:eastAsia="Times New Roman" w:hAnsi="Times New Roman"/>
+        </w:rPr>
+      </w:pPr>
+      <w:r>
+        <w:rPr>
+          <w:rtl w:val="0"/>
+        </w:rPr>
+      </w:r>
+    </w:p>
+    <w:p>
+      <w:pPr>
         <w:pStyle w:val="Heading1"/>
-        <w:rPr>
-          <w:rFonts w:ascii="Times New Roman" w:cs="Times New Roman" w:eastAsia="Times New Roman" w:hAnsi="Times New Roman"/>
-        </w:rPr>
-      </w:pPr>
-      <w:r>
-        <w:rPr>
-          <w:rFonts w:ascii="Times New Roman" w:cs="Times New Roman" w:eastAsia="Times New Roman" w:hAnsi="Times New Roman"/>
+        <w:rPr/>
+      </w:pPr>
+      <w:bookmarkStart w:colFirst="0" w:colLast="0" w:name="_heading=h.q2oa5xea0wsv" w:id="12"/>
+      <w:bookmarkEnd w:id="12"/>
+      <w:r>
+        <w:rPr>
           <w:rtl w:val="0"/>
         </w:rPr>
         <w:t xml:space="preserve">4. INSTRUCCIONES DE INSTALACIÓN Y DESPLIEGUE</w:t>
@@ -2572,7 +3076,7 @@
         <w:rPr>
           <w:rtl w:val="0"/>
         </w:rPr>
-        <w:t xml:space="preserve">A partir de la elaboración del diagrama de despliegue se dio origen a la concepción técnica del proyecto. En este modelo se define la distribución de los clientes web y móvil, el servidor de aplicaciones y la base de datos, garantizando una comunicación segura e integrada entre cada uno de sus componentes. </w:t>
+        <w:t xml:space="preserve">A partir de la elaboración del diagrama de despliegue se dio origen a la concepción técnica del proyecto. En este modelo se define la distribución de los clientes web y móviles, el servidor de aplicaciones y la base de datos, garantizando una comunicación segura e integrada entre cada uno de sus componentes. </w:t>
       </w:r>
     </w:p>
     <w:p>
@@ -2585,16 +3089,16 @@
           <wp:inline distB="114300" distT="114300" distL="114300" distR="114300">
             <wp:extent cx="5943600" cy="2882900"/>
             <wp:effectExtent b="0" l="0" r="0" t="0"/>
-            <wp:docPr id="4" name="image1.png"/>
+            <wp:docPr id="5" name="image3.png"/>
             <a:graphic>
               <a:graphicData uri="http://schemas.openxmlformats.org/drawingml/2006/picture">
                 <pic:pic>
                   <pic:nvPicPr>
-                    <pic:cNvPr id="0" name="image1.png"/>
+                    <pic:cNvPr id="0" name="image3.png"/>
                     <pic:cNvPicPr preferRelativeResize="0"/>
                   </pic:nvPicPr>
                   <pic:blipFill>
-                    <a:blip r:embed="rId10"/>
+                    <a:blip r:embed="rId11"/>
                     <a:srcRect b="0" l="0" r="0" t="0"/>
                     <a:stretch>
                       <a:fillRect/>
@@ -2623,13 +3127,12 @@
     <w:p>
       <w:pPr>
         <w:pStyle w:val="Heading2"/>
-        <w:rPr>
-          <w:rFonts w:ascii="Times New Roman" w:cs="Times New Roman" w:eastAsia="Times New Roman" w:hAnsi="Times New Roman"/>
-        </w:rPr>
-      </w:pPr>
-      <w:r>
-        <w:rPr>
-          <w:rFonts w:ascii="Times New Roman" w:cs="Times New Roman" w:eastAsia="Times New Roman" w:hAnsi="Times New Roman"/>
+        <w:rPr/>
+      </w:pPr>
+      <w:bookmarkStart w:colFirst="0" w:colLast="0" w:name="_heading=h.g35dsfhhw50v" w:id="13"/>
+      <w:bookmarkEnd w:id="13"/>
+      <w:r>
+        <w:rPr>
           <w:rtl w:val="0"/>
         </w:rPr>
         <w:t xml:space="preserve">4.1 Paso 1: Configuración de la Base de Datos en la Nube (MongoDB Atlas)</w:t>
@@ -2654,13 +3157,12 @@
     <w:p>
       <w:pPr>
         <w:pStyle w:val="Heading2"/>
-        <w:rPr>
-          <w:rFonts w:ascii="Times New Roman" w:cs="Times New Roman" w:eastAsia="Times New Roman" w:hAnsi="Times New Roman"/>
-        </w:rPr>
-      </w:pPr>
-      <w:r>
-        <w:rPr>
-          <w:rFonts w:ascii="Times New Roman" w:cs="Times New Roman" w:eastAsia="Times New Roman" w:hAnsi="Times New Roman"/>
+        <w:rPr/>
+      </w:pPr>
+      <w:bookmarkStart w:colFirst="0" w:colLast="0" w:name="_heading=h.l5gxecxssb9a" w:id="14"/>
+      <w:bookmarkEnd w:id="14"/>
+      <w:r>
+        <w:rPr>
           <w:rtl w:val="0"/>
         </w:rPr>
         <w:t xml:space="preserve">4.2 Paso 2: Instalación y Ejecución del BackEnd (Spring Boot / Java 25)</w:t>
@@ -2701,13 +3203,12 @@
     <w:p>
       <w:pPr>
         <w:pStyle w:val="Heading2"/>
-        <w:rPr>
-          <w:rFonts w:ascii="Times New Roman" w:cs="Times New Roman" w:eastAsia="Times New Roman" w:hAnsi="Times New Roman"/>
-        </w:rPr>
-      </w:pPr>
-      <w:r>
-        <w:rPr>
-          <w:rFonts w:ascii="Times New Roman" w:cs="Times New Roman" w:eastAsia="Times New Roman" w:hAnsi="Times New Roman"/>
+        <w:rPr/>
+      </w:pPr>
+      <w:bookmarkStart w:colFirst="0" w:colLast="0" w:name="_heading=h.ijtojisci05k" w:id="15"/>
+      <w:bookmarkEnd w:id="15"/>
+      <w:r>
+        <w:rPr>
           <w:rtl w:val="0"/>
         </w:rPr>
         <w:t xml:space="preserve">4.3 Paso 3: Instalación y Ejecución del FrontEnd (React / pnpm)</w:t>
@@ -2741,14 +3242,241 @@
     </w:p>
     <w:p>
       <w:pPr>
+        <w:rPr>
+          <w:rFonts w:ascii="Times New Roman" w:cs="Times New Roman" w:eastAsia="Times New Roman" w:hAnsi="Times New Roman"/>
+        </w:rPr>
+      </w:pPr>
+      <w:r>
+        <w:rPr>
+          <w:rtl w:val="0"/>
+        </w:rPr>
+      </w:r>
+    </w:p>
+    <w:p>
+      <w:pPr>
+        <w:rPr>
+          <w:rFonts w:ascii="Times New Roman" w:cs="Times New Roman" w:eastAsia="Times New Roman" w:hAnsi="Times New Roman"/>
+        </w:rPr>
+      </w:pPr>
+      <w:r>
+        <w:rPr>
+          <w:rtl w:val="0"/>
+        </w:rPr>
+      </w:r>
+    </w:p>
+    <w:p>
+      <w:pPr>
+        <w:rPr>
+          <w:rFonts w:ascii="Times New Roman" w:cs="Times New Roman" w:eastAsia="Times New Roman" w:hAnsi="Times New Roman"/>
+        </w:rPr>
+      </w:pPr>
+      <w:r>
+        <w:rPr>
+          <w:rtl w:val="0"/>
+        </w:rPr>
+      </w:r>
+    </w:p>
+    <w:p>
+      <w:pPr>
+        <w:rPr>
+          <w:rFonts w:ascii="Times New Roman" w:cs="Times New Roman" w:eastAsia="Times New Roman" w:hAnsi="Times New Roman"/>
+        </w:rPr>
+      </w:pPr>
+      <w:r>
+        <w:rPr>
+          <w:rtl w:val="0"/>
+        </w:rPr>
+      </w:r>
+    </w:p>
+    <w:p>
+      <w:pPr>
+        <w:rPr>
+          <w:rFonts w:ascii="Times New Roman" w:cs="Times New Roman" w:eastAsia="Times New Roman" w:hAnsi="Times New Roman"/>
+        </w:rPr>
+      </w:pPr>
+      <w:r>
+        <w:rPr>
+          <w:rtl w:val="0"/>
+        </w:rPr>
+      </w:r>
+    </w:p>
+    <w:p>
+      <w:pPr>
+        <w:rPr>
+          <w:rFonts w:ascii="Times New Roman" w:cs="Times New Roman" w:eastAsia="Times New Roman" w:hAnsi="Times New Roman"/>
+        </w:rPr>
+      </w:pPr>
+      <w:r>
+        <w:rPr>
+          <w:rtl w:val="0"/>
+        </w:rPr>
+      </w:r>
+    </w:p>
+    <w:p>
+      <w:pPr>
+        <w:rPr>
+          <w:rFonts w:ascii="Times New Roman" w:cs="Times New Roman" w:eastAsia="Times New Roman" w:hAnsi="Times New Roman"/>
+        </w:rPr>
+      </w:pPr>
+      <w:r>
+        <w:rPr>
+          <w:rtl w:val="0"/>
+        </w:rPr>
+      </w:r>
+    </w:p>
+    <w:p>
+      <w:pPr>
+        <w:rPr>
+          <w:rFonts w:ascii="Times New Roman" w:cs="Times New Roman" w:eastAsia="Times New Roman" w:hAnsi="Times New Roman"/>
+        </w:rPr>
+      </w:pPr>
+      <w:r>
+        <w:rPr>
+          <w:rtl w:val="0"/>
+        </w:rPr>
+      </w:r>
+    </w:p>
+    <w:p>
+      <w:pPr>
+        <w:rPr>
+          <w:rFonts w:ascii="Times New Roman" w:cs="Times New Roman" w:eastAsia="Times New Roman" w:hAnsi="Times New Roman"/>
+        </w:rPr>
+      </w:pPr>
+      <w:r>
+        <w:rPr>
+          <w:rtl w:val="0"/>
+        </w:rPr>
+      </w:r>
+    </w:p>
+    <w:p>
+      <w:pPr>
+        <w:rPr>
+          <w:rFonts w:ascii="Times New Roman" w:cs="Times New Roman" w:eastAsia="Times New Roman" w:hAnsi="Times New Roman"/>
+        </w:rPr>
+      </w:pPr>
+      <w:r>
+        <w:rPr>
+          <w:rtl w:val="0"/>
+        </w:rPr>
+      </w:r>
+    </w:p>
+    <w:p>
+      <w:pPr>
+        <w:rPr>
+          <w:rFonts w:ascii="Times New Roman" w:cs="Times New Roman" w:eastAsia="Times New Roman" w:hAnsi="Times New Roman"/>
+        </w:rPr>
+      </w:pPr>
+      <w:r>
+        <w:rPr>
+          <w:rtl w:val="0"/>
+        </w:rPr>
+      </w:r>
+    </w:p>
+    <w:p>
+      <w:pPr>
+        <w:rPr>
+          <w:rFonts w:ascii="Times New Roman" w:cs="Times New Roman" w:eastAsia="Times New Roman" w:hAnsi="Times New Roman"/>
+        </w:rPr>
+      </w:pPr>
+      <w:r>
+        <w:rPr>
+          <w:rtl w:val="0"/>
+        </w:rPr>
+      </w:r>
+    </w:p>
+    <w:p>
+      <w:pPr>
+        <w:rPr>
+          <w:rFonts w:ascii="Times New Roman" w:cs="Times New Roman" w:eastAsia="Times New Roman" w:hAnsi="Times New Roman"/>
+        </w:rPr>
+      </w:pPr>
+      <w:r>
+        <w:rPr>
+          <w:rtl w:val="0"/>
+        </w:rPr>
+      </w:r>
+    </w:p>
+    <w:p>
+      <w:pPr>
+        <w:rPr>
+          <w:rFonts w:ascii="Times New Roman" w:cs="Times New Roman" w:eastAsia="Times New Roman" w:hAnsi="Times New Roman"/>
+        </w:rPr>
+      </w:pPr>
+      <w:r>
+        <w:rPr>
+          <w:rtl w:val="0"/>
+        </w:rPr>
+      </w:r>
+    </w:p>
+    <w:p>
+      <w:pPr>
+        <w:rPr>
+          <w:rFonts w:ascii="Times New Roman" w:cs="Times New Roman" w:eastAsia="Times New Roman" w:hAnsi="Times New Roman"/>
+        </w:rPr>
+      </w:pPr>
+      <w:r>
+        <w:rPr>
+          <w:rtl w:val="0"/>
+        </w:rPr>
+      </w:r>
+    </w:p>
+    <w:p>
+      <w:pPr>
+        <w:rPr>
+          <w:rFonts w:ascii="Times New Roman" w:cs="Times New Roman" w:eastAsia="Times New Roman" w:hAnsi="Times New Roman"/>
+        </w:rPr>
+      </w:pPr>
+      <w:r>
+        <w:rPr>
+          <w:rtl w:val="0"/>
+        </w:rPr>
+      </w:r>
+    </w:p>
+    <w:p>
+      <w:pPr>
+        <w:rPr>
+          <w:rFonts w:ascii="Times New Roman" w:cs="Times New Roman" w:eastAsia="Times New Roman" w:hAnsi="Times New Roman"/>
+        </w:rPr>
+      </w:pPr>
+      <w:r>
+        <w:rPr>
+          <w:rtl w:val="0"/>
+        </w:rPr>
+      </w:r>
+    </w:p>
+    <w:p>
+      <w:pPr>
+        <w:rPr>
+          <w:rFonts w:ascii="Times New Roman" w:cs="Times New Roman" w:eastAsia="Times New Roman" w:hAnsi="Times New Roman"/>
+        </w:rPr>
+      </w:pPr>
+      <w:r>
+        <w:rPr>
+          <w:rtl w:val="0"/>
+        </w:rPr>
+      </w:r>
+    </w:p>
+    <w:p>
+      <w:pPr>
+        <w:rPr>
+          <w:rFonts w:ascii="Times New Roman" w:cs="Times New Roman" w:eastAsia="Times New Roman" w:hAnsi="Times New Roman"/>
+        </w:rPr>
+      </w:pPr>
+      <w:r>
+        <w:rPr>
+          <w:rtl w:val="0"/>
+        </w:rPr>
+      </w:r>
+    </w:p>
+    <w:p>
+      <w:pPr>
         <w:pStyle w:val="Heading1"/>
-        <w:rPr>
-          <w:rFonts w:ascii="Times New Roman" w:cs="Times New Roman" w:eastAsia="Times New Roman" w:hAnsi="Times New Roman"/>
-        </w:rPr>
-      </w:pPr>
-      <w:r>
-        <w:rPr>
-          <w:rFonts w:ascii="Times New Roman" w:cs="Times New Roman" w:eastAsia="Times New Roman" w:hAnsi="Times New Roman"/>
+        <w:rPr/>
+      </w:pPr>
+      <w:bookmarkStart w:colFirst="0" w:colLast="0" w:name="_heading=h.ob01r6mjjlif" w:id="16"/>
+      <w:bookmarkEnd w:id="16"/>
+      <w:r>
+        <w:rPr>
           <w:rtl w:val="0"/>
         </w:rPr>
         <w:t xml:space="preserve">5. PRUEBAS DE FUNCIONAMIENTO Y VALIDACIÓN</w:t>
@@ -2773,8 +3501,8 @@
       </w:r>
     </w:p>
     <w:sectPr>
-      <w:headerReference r:id="rId11" w:type="default"/>
-      <w:headerReference r:id="rId12" w:type="first"/>
+      <w:headerReference r:id="rId12" w:type="default"/>
+      <w:headerReference r:id="rId13" w:type="first"/>
       <w:pgSz w:h="15840" w:w="12240" w:orient="portrait"/>
       <w:pgMar w:bottom="1440" w:top="1440" w:left="1440" w:right="1440" w:header="720" w:footer="720"/>
       <w:pgNumType w:start="0"/>
@@ -2886,7 +3614,7 @@
       <w:spacing w:after="0" w:before="200" w:lineRule="auto"/>
     </w:pPr>
     <w:rPr>
-      <w:rFonts w:ascii="Calibri" w:cs="Calibri" w:eastAsia="Calibri" w:hAnsi="Calibri"/>
+      <w:rFonts w:ascii="Times New Roman" w:cs="Times New Roman" w:eastAsia="Times New Roman" w:hAnsi="Times New Roman"/>
       <w:b w:val="1"/>
       <w:bCs w:val="1"/>
       <w:color w:val="4f81bd"/>
@@ -3330,7 +4058,7 @@
 
 <file path=customXML/item1.xml><?xml version="1.0" encoding="utf-8"?>
 <go:gDocsCustomXmlDataStorage xmlns:go="http://customooxmlschemas.google.com/" xmlns:r="http://schemas.openxmlformats.org/officeDocument/2006/relationships" uri="GoogleDocsCustomDataVersion2">
-  <go:docsCustomData xmlns:go="http://customooxmlschemas.google.com/" roundtripDataSignature="AMtx7mirjvZYUvCO1m+8HXMsXokIX3jPJA==">CgMxLjAyDmgua294aWV0YTFrZzV3OAByITFBUUt4ODgybjVFQ0dMUUFxTjdGWXgzSVdXQks4cFpRTQ==</go:docsCustomData>
+  <go:docsCustomData xmlns:go="http://customooxmlschemas.google.com/" roundtripDataSignature="AMtx7mgP2pI7EJLg/g2rKcRp/e+Pq2sh2g==">CgMxLjAyDmgua294aWV0YTFrZzV3Mg5oLml1ZDM3NTcyZzNncjIOaC5vdzkyOHhxMXNoOGYyDmgucHBtMTdxZWdqMzJ2Mg5oLjhzbWRtbGFseHk4NDIOaC4zZDV6dmkydm92cTUyDmguMXVweHZ3OGpteXVoMg5oLnJuaDdkNm40Z2lzMDIOaC4ycWJkMGE3OGdvN2cyDmguOXZvZ2JtdXZlOXRwMg5oLm1odjJza3kxbXpkbDIOaC55eWZzcmdzN3VubnoyDmgucTJvYTV4ZWEwd3N2Mg5oLmczNWRzZmhodzUwdjIOaC5sNWd4ZWN4c3NiOWEyDmguaWp0b2ppc2NpMDVrMg5oLm9iMDFyNm1qamxpZjgAciExQVFLeDg4Mm41RUNHTFFBcU43Rll4M0lXV0JLOHBaUU0=</go:docsCustomData>
 </go:gDocsCustomXmlDataStorage>
 </file>
 
